--- a/Labfiles/Lab 10- Implementing Try,Catch and Finally in Power Automate.docx
+++ b/Labfiles/Lab 10- Implementing Try,Catch and Finally in Power Automate.docx
@@ -1,6 +1,6 @@
 
 <file path=word/document.xml><?xml version="1.0" encoding="utf-8"?>
-<w:document xmlns:wpc="http://schemas.microsoft.com/office/word/2010/wordprocessingCanvas" xmlns:cx="http://schemas.microsoft.com/office/drawing/2014/chartex" xmlns:cx1="http://schemas.microsoft.com/office/drawing/2015/9/8/chartex" xmlns:cx2="http://schemas.microsoft.com/office/drawing/2015/10/21/chartex" xmlns:cx3="http://schemas.microsoft.com/office/drawing/2016/5/9/chartex" xmlns:cx4="http://schemas.microsoft.com/office/drawing/2016/5/10/chartex" xmlns:cx5="http://schemas.microsoft.com/office/drawing/2016/5/11/chartex" xmlns:cx6="http://schemas.microsoft.com/office/drawing/2016/5/12/chartex" xmlns:cx7="http://schemas.microsoft.com/office/drawing/2016/5/13/chartex" xmlns:cx8="http://schemas.microsoft.com/office/drawing/2016/5/14/chartex" xmlns:mc="http://schemas.openxmlformats.org/markup-compatibility/2006" xmlns:aink="http://schemas.microsoft.com/office/drawing/2016/ink" xmlns:am3d="http://schemas.microsoft.com/office/drawing/2017/model3d" xmlns:o="urn:schemas-microsoft-com:office:office" xmlns:r="http://schemas.openxmlformats.org/officeDocument/2006/relationships" xmlns:m="http://schemas.openxmlformats.org/officeDocument/2006/math" xmlns:v="urn:schemas-microsoft-com:vml" xmlns:wp14="http://schemas.microsoft.com/office/word/2010/wordprocessingDrawing" xmlns:wp="http://schemas.openxmlformats.org/drawingml/2006/wordprocessingDrawing" xmlns:w10="urn:schemas-microsoft-com:office:word" xmlns:w="http://schemas.openxmlformats.org/wordprocessingml/2006/main" xmlns:w14="http://schemas.microsoft.com/office/word/2010/wordml" xmlns:w15="http://schemas.microsoft.com/office/word/2012/wordml" xmlns:w16cex="http://schemas.microsoft.com/office/word/2018/wordml/cex" xmlns:w16cid="http://schemas.microsoft.com/office/word/2016/wordml/cid" xmlns:w16="http://schemas.microsoft.com/office/word/2018/wordml" xmlns:w16sdtdh="http://schemas.microsoft.com/office/word/2020/wordml/sdtdatahash" xmlns:w16se="http://schemas.microsoft.com/office/word/2015/wordml/symex" xmlns:wpg="http://schemas.microsoft.com/office/word/2010/wordprocessingGroup" xmlns:wpi="http://schemas.microsoft.com/office/word/2010/wordprocessingInk" xmlns:wne="http://schemas.microsoft.com/office/word/2006/wordml" xmlns:wps="http://schemas.microsoft.com/office/word/2010/wordprocessingShape" mc:Ignorable="w14 w15 w16se w16cid w16 w16cex w16sdtdh wp14">
+<w:document xmlns:wpc="http://schemas.microsoft.com/office/word/2010/wordprocessingCanvas" xmlns:cx="http://schemas.microsoft.com/office/drawing/2014/chartex" xmlns:cx1="http://schemas.microsoft.com/office/drawing/2015/9/8/chartex" xmlns:cx2="http://schemas.microsoft.com/office/drawing/2015/10/21/chartex" xmlns:cx3="http://schemas.microsoft.com/office/drawing/2016/5/9/chartex" xmlns:cx4="http://schemas.microsoft.com/office/drawing/2016/5/10/chartex" xmlns:cx5="http://schemas.microsoft.com/office/drawing/2016/5/11/chartex" xmlns:cx6="http://schemas.microsoft.com/office/drawing/2016/5/12/chartex" xmlns:cx7="http://schemas.microsoft.com/office/drawing/2016/5/13/chartex" xmlns:cx8="http://schemas.microsoft.com/office/drawing/2016/5/14/chartex" xmlns:mc="http://schemas.openxmlformats.org/markup-compatibility/2006" xmlns:aink="http://schemas.microsoft.com/office/drawing/2016/ink" xmlns:am3d="http://schemas.microsoft.com/office/drawing/2017/model3d" xmlns:o="urn:schemas-microsoft-com:office:office" xmlns:oel="http://schemas.microsoft.com/office/2019/extlst" xmlns:r="http://schemas.openxmlformats.org/officeDocument/2006/relationships" xmlns:m="http://schemas.openxmlformats.org/officeDocument/2006/math" xmlns:v="urn:schemas-microsoft-com:vml" xmlns:wp14="http://schemas.microsoft.com/office/word/2010/wordprocessingDrawing" xmlns:wp="http://schemas.openxmlformats.org/drawingml/2006/wordprocessingDrawing" xmlns:w10="urn:schemas-microsoft-com:office:word" xmlns:w="http://schemas.openxmlformats.org/wordprocessingml/2006/main" xmlns:w14="http://schemas.microsoft.com/office/word/2010/wordml" xmlns:w15="http://schemas.microsoft.com/office/word/2012/wordml" xmlns:w16cex="http://schemas.microsoft.com/office/word/2018/wordml/cex" xmlns:w16cid="http://schemas.microsoft.com/office/word/2016/wordml/cid" xmlns:w16="http://schemas.microsoft.com/office/word/2018/wordml" xmlns:w16du="http://schemas.microsoft.com/office/word/2023/wordml/word16du" xmlns:w16sdtdh="http://schemas.microsoft.com/office/word/2020/wordml/sdtdatahash" xmlns:w16sdtfl="http://schemas.microsoft.com/office/word/2024/wordml/sdtformatlock" xmlns:w16se="http://schemas.microsoft.com/office/word/2015/wordml/symex" xmlns:wpg="http://schemas.microsoft.com/office/word/2010/wordprocessingGroup" xmlns:wpi="http://schemas.microsoft.com/office/word/2010/wordprocessingInk" xmlns:wne="http://schemas.microsoft.com/office/word/2006/wordml" xmlns:wps="http://schemas.microsoft.com/office/word/2010/wordprocessingShape" mc:Ignorable="w14 w15 w16se w16cid w16 w16cex w16sdtdh w16sdtfl w16du wp14">
   <w:body>
     <w:p>
       <w:pPr>
@@ -626,13 +626,18 @@
       </w:pPr>
       <w:r>
         <w:rPr>
-          <w:noProof/>
-        </w:rPr>
+          <w:rFonts w:eastAsia="Times New Roman" w:cstheme="minorHAnsi"/>
+          <w:color w:val="1A1A1A"/>
+          <w:sz w:val="24"/>
+          <w:szCs w:val="24"/>
+          <w:lang w:eastAsia="en-GB"/>
+        </w:rPr>
+        <w:lastRenderedPageBreak/>
         <w:drawing>
-          <wp:inline distT="0" distB="0" distL="0" distR="0" wp14:anchorId="05284494" wp14:editId="19E20D9C">
-            <wp:extent cx="4655820" cy="2040596"/>
-            <wp:effectExtent l="0" t="0" r="0" b="0"/>
-            <wp:docPr id="1" name="Picture 1"/>
+          <wp:inline distT="0" distB="0" distL="0" distR="0" wp14:anchorId="028E9244" wp14:editId="3BD58D0B">
+            <wp:extent cx="4343400" cy="2251100"/>
+            <wp:effectExtent l="95250" t="95250" r="95250" b="92075"/>
+            <wp:docPr id="1429559370" name="Picture 1" descr="A screenshot of a computer&#10;&#10;AI-generated content may be incorrect."/>
             <wp:cNvGraphicFramePr>
               <a:graphicFrameLocks xmlns:a="http://schemas.openxmlformats.org/drawingml/2006/main" noChangeAspect="1"/>
             </wp:cNvGraphicFramePr>
@@ -640,7 +645,7 @@
               <a:graphicData uri="http://schemas.openxmlformats.org/drawingml/2006/picture">
                 <pic:pic xmlns:pic="http://schemas.openxmlformats.org/drawingml/2006/picture">
                   <pic:nvPicPr>
-                    <pic:cNvPr id="1" name=""/>
+                    <pic:cNvPr id="1429559370" name="Picture 1" descr="A screenshot of a computer&#10;&#10;AI-generated content may be incorrect."/>
                     <pic:cNvPicPr/>
                   </pic:nvPicPr>
                   <pic:blipFill>
@@ -652,11 +657,18 @@
                   <pic:spPr>
                     <a:xfrm>
                       <a:off x="0" y="0"/>
-                      <a:ext cx="4665448" cy="2044816"/>
+                      <a:ext cx="4351915" cy="2255513"/>
                     </a:xfrm>
                     <a:prstGeom prst="rect">
                       <a:avLst/>
                     </a:prstGeom>
+                    <a:effectLst>
+                      <a:outerShdw blurRad="63500" sx="102000" sy="102000" algn="ctr" rotWithShape="0">
+                        <a:prstClr val="black">
+                          <a:alpha val="40000"/>
+                        </a:prstClr>
+                      </a:outerShdw>
+                    </a:effectLst>
                   </pic:spPr>
                 </pic:pic>
               </a:graphicData>
@@ -688,7 +700,6 @@
           <w:szCs w:val="24"/>
           <w:lang w:eastAsia="en-GB"/>
         </w:rPr>
-        <w:lastRenderedPageBreak/>
         <w:t xml:space="preserve">Add </w:t>
       </w:r>
       <w:r>
@@ -735,7 +746,17 @@
           <w:szCs w:val="24"/>
           <w:lang w:eastAsia="en-GB"/>
         </w:rPr>
-        <w:t>Then add an action Create item to save the data to SharePoint</w:t>
+        <w:t xml:space="preserve">Then add </w:t>
+      </w:r>
+      <w:r>
+        <w:rPr>
+          <w:rFonts w:eastAsia="Times New Roman" w:cstheme="minorHAnsi"/>
+          <w:color w:val="1A1A1A"/>
+          <w:sz w:val="24"/>
+          <w:szCs w:val="24"/>
+          <w:lang w:eastAsia="en-GB"/>
+        </w:rPr>
+        <w:t>initialize a string variable</w:t>
       </w:r>
     </w:p>
     <w:p>
@@ -751,13 +772,17 @@
       </w:pPr>
       <w:r>
         <w:rPr>
-          <w:noProof/>
+          <w:rFonts w:eastAsia="Times New Roman" w:cstheme="minorHAnsi"/>
+          <w:color w:val="1A1A1A"/>
+          <w:sz w:val="24"/>
+          <w:szCs w:val="24"/>
+          <w:lang w:eastAsia="en-GB"/>
         </w:rPr>
         <w:drawing>
-          <wp:inline distT="0" distB="0" distL="0" distR="0" wp14:anchorId="2C92B63D" wp14:editId="1B0DFC98">
-            <wp:extent cx="4792980" cy="3478707"/>
-            <wp:effectExtent l="0" t="0" r="7620" b="7620"/>
-            <wp:docPr id="2" name="Picture 2"/>
+          <wp:inline distT="0" distB="0" distL="0" distR="0" wp14:anchorId="5910D8FB" wp14:editId="2573889F">
+            <wp:extent cx="4150570" cy="2443162"/>
+            <wp:effectExtent l="95250" t="95250" r="97790" b="90805"/>
+            <wp:docPr id="30493718" name="Picture 1" descr="A screenshot of a computer&#10;&#10;AI-generated content may be incorrect."/>
             <wp:cNvGraphicFramePr>
               <a:graphicFrameLocks xmlns:a="http://schemas.openxmlformats.org/drawingml/2006/main" noChangeAspect="1"/>
             </wp:cNvGraphicFramePr>
@@ -765,7 +790,7 @@
               <a:graphicData uri="http://schemas.openxmlformats.org/drawingml/2006/picture">
                 <pic:pic xmlns:pic="http://schemas.openxmlformats.org/drawingml/2006/picture">
                   <pic:nvPicPr>
-                    <pic:cNvPr id="1" name=""/>
+                    <pic:cNvPr id="30493718" name="Picture 1" descr="A screenshot of a computer&#10;&#10;AI-generated content may be incorrect."/>
                     <pic:cNvPicPr/>
                   </pic:nvPicPr>
                   <pic:blipFill>
@@ -777,11 +802,18 @@
                   <pic:spPr>
                     <a:xfrm>
                       <a:off x="0" y="0"/>
-                      <a:ext cx="4799445" cy="3483399"/>
+                      <a:ext cx="4154469" cy="2445457"/>
                     </a:xfrm>
                     <a:prstGeom prst="rect">
                       <a:avLst/>
                     </a:prstGeom>
+                    <a:effectLst>
+                      <a:outerShdw blurRad="63500" sx="102000" sy="102000" algn="ctr" rotWithShape="0">
+                        <a:prstClr val="black">
+                          <a:alpha val="40000"/>
+                        </a:prstClr>
+                      </a:outerShdw>
+                    </a:effectLst>
                   </pic:spPr>
                 </pic:pic>
               </a:graphicData>
@@ -793,27 +825,23 @@
     <w:p>
       <w:pPr>
         <w:pStyle w:val="ListParagraph"/>
-        <w:numPr>
-          <w:ilvl w:val="0"/>
-          <w:numId w:val="1"/>
-        </w:numPr>
-        <w:rPr>
-          <w:rFonts w:eastAsia="Times New Roman" w:cstheme="minorHAnsi"/>
-          <w:color w:val="1A1A1A"/>
-          <w:sz w:val="24"/>
-          <w:szCs w:val="24"/>
-          <w:lang w:eastAsia="en-GB"/>
-        </w:rPr>
-      </w:pPr>
-      <w:r>
-        <w:rPr>
-          <w:rFonts w:eastAsia="Times New Roman" w:cstheme="minorHAnsi"/>
-          <w:color w:val="1A1A1A"/>
-          <w:sz w:val="24"/>
-          <w:szCs w:val="24"/>
-          <w:lang w:eastAsia="en-GB"/>
-        </w:rPr>
-        <w:t>Add a new action Scope to group Catch block</w:t>
+        <w:rPr>
+          <w:rFonts w:eastAsia="Times New Roman" w:cstheme="minorHAnsi"/>
+          <w:color w:val="1A1A1A"/>
+          <w:sz w:val="24"/>
+          <w:szCs w:val="24"/>
+          <w:lang w:eastAsia="en-GB"/>
+        </w:rPr>
+      </w:pPr>
+      <w:r>
+        <w:rPr>
+          <w:rFonts w:eastAsia="Times New Roman" w:cstheme="minorHAnsi"/>
+          <w:color w:val="1A1A1A"/>
+          <w:sz w:val="24"/>
+          <w:szCs w:val="24"/>
+          <w:lang w:eastAsia="en-GB"/>
+        </w:rPr>
+        <w:t xml:space="preserve">Add another Integer variable </w:t>
       </w:r>
     </w:p>
     <w:p>
@@ -830,17 +858,16 @@
       <w:r>
         <w:rPr>
           <w:rFonts w:eastAsia="Times New Roman" w:cstheme="minorHAnsi"/>
-          <w:noProof/>
           <w:color w:val="1A1A1A"/>
           <w:sz w:val="24"/>
           <w:szCs w:val="24"/>
           <w:lang w:eastAsia="en-GB"/>
         </w:rPr>
         <w:drawing>
-          <wp:inline distT="0" distB="0" distL="0" distR="0" wp14:anchorId="39852730" wp14:editId="63F13894">
-            <wp:extent cx="5730240" cy="1905000"/>
-            <wp:effectExtent l="0" t="0" r="3810" b="0"/>
-            <wp:docPr id="3" name="Picture 3"/>
+          <wp:inline distT="0" distB="0" distL="0" distR="0" wp14:anchorId="5E9AD38F" wp14:editId="29B0E2B6">
+            <wp:extent cx="4819650" cy="2720064"/>
+            <wp:effectExtent l="114300" t="95250" r="95250" b="99695"/>
+            <wp:docPr id="877385179" name="Picture 1" descr="A screenshot of a computer&#10;&#10;AI-generated content may be incorrect."/>
             <wp:cNvGraphicFramePr>
               <a:graphicFrameLocks xmlns:a="http://schemas.openxmlformats.org/drawingml/2006/main" noChangeAspect="1"/>
             </wp:cNvGraphicFramePr>
@@ -848,36 +875,30 @@
               <a:graphicData uri="http://schemas.openxmlformats.org/drawingml/2006/picture">
                 <pic:pic xmlns:pic="http://schemas.openxmlformats.org/drawingml/2006/picture">
                   <pic:nvPicPr>
-                    <pic:cNvPr id="0" name="Picture 1"/>
-                    <pic:cNvPicPr>
-                      <a:picLocks noChangeAspect="1" noChangeArrowheads="1"/>
-                    </pic:cNvPicPr>
+                    <pic:cNvPr id="877385179" name="Picture 1" descr="A screenshot of a computer&#10;&#10;AI-generated content may be incorrect."/>
+                    <pic:cNvPicPr/>
                   </pic:nvPicPr>
                   <pic:blipFill>
-                    <a:blip r:embed="rId7">
-                      <a:extLst>
-                        <a:ext uri="{28A0092B-C50C-407E-A947-70E740481C1C}">
-                          <a14:useLocalDpi xmlns:a14="http://schemas.microsoft.com/office/drawing/2010/main" val="0"/>
-                        </a:ext>
-                      </a:extLst>
-                    </a:blip>
-                    <a:srcRect/>
+                    <a:blip r:embed="rId7"/>
                     <a:stretch>
                       <a:fillRect/>
                     </a:stretch>
                   </pic:blipFill>
-                  <pic:spPr bwMode="auto">
+                  <pic:spPr>
                     <a:xfrm>
                       <a:off x="0" y="0"/>
-                      <a:ext cx="5730240" cy="1905000"/>
+                      <a:ext cx="4822950" cy="2721926"/>
                     </a:xfrm>
                     <a:prstGeom prst="rect">
                       <a:avLst/>
                     </a:prstGeom>
-                    <a:noFill/>
-                    <a:ln>
-                      <a:noFill/>
-                    </a:ln>
+                    <a:effectLst>
+                      <a:outerShdw blurRad="63500" sx="102000" sy="102000" algn="ctr" rotWithShape="0">
+                        <a:prstClr val="black">
+                          <a:alpha val="40000"/>
+                        </a:prstClr>
+                      </a:outerShdw>
+                    </a:effectLst>
                   </pic:spPr>
                 </pic:pic>
               </a:graphicData>
@@ -889,6 +910,18 @@
     <w:p>
       <w:pPr>
         <w:pStyle w:val="ListParagraph"/>
+        <w:rPr>
+          <w:rFonts w:eastAsia="Times New Roman" w:cstheme="minorHAnsi"/>
+          <w:color w:val="1A1A1A"/>
+          <w:sz w:val="24"/>
+          <w:szCs w:val="24"/>
+          <w:lang w:eastAsia="en-GB"/>
+        </w:rPr>
+      </w:pPr>
+    </w:p>
+    <w:p>
+      <w:pPr>
+        <w:pStyle w:val="ListParagraph"/>
         <w:numPr>
           <w:ilvl w:val="0"/>
           <w:numId w:val="1"/>
@@ -909,29 +942,42 @@
           <w:szCs w:val="24"/>
           <w:lang w:eastAsia="en-GB"/>
         </w:rPr>
-        <w:t>Using scope and configure run after feature to implement catch pattern</w:t>
-      </w:r>
-    </w:p>
-    <w:p>
-      <w:pPr>
-        <w:ind w:left="720"/>
-        <w:rPr>
-          <w:rFonts w:eastAsia="Times New Roman" w:cstheme="minorHAnsi"/>
-          <w:color w:val="1A1A1A"/>
-          <w:sz w:val="24"/>
-          <w:szCs w:val="24"/>
-          <w:lang w:eastAsia="en-GB"/>
-        </w:rPr>
-      </w:pPr>
-      <w:r>
-        <w:rPr>
-          <w:noProof/>
+        <w:t xml:space="preserve">Add a scope </w:t>
+      </w:r>
+      <w:r>
+        <w:rPr>
+          <w:rFonts w:eastAsia="Times New Roman" w:cstheme="minorHAnsi"/>
+          <w:color w:val="1A1A1A"/>
+          <w:sz w:val="24"/>
+          <w:szCs w:val="24"/>
+          <w:lang w:eastAsia="en-GB"/>
+        </w:rPr>
+        <w:t>to group try block</w:t>
+      </w:r>
+    </w:p>
+    <w:p>
+      <w:pPr>
+        <w:rPr>
+          <w:rFonts w:eastAsia="Times New Roman" w:cstheme="minorHAnsi"/>
+          <w:color w:val="1A1A1A"/>
+          <w:sz w:val="24"/>
+          <w:szCs w:val="24"/>
+          <w:lang w:eastAsia="en-GB"/>
+        </w:rPr>
+      </w:pPr>
+      <w:r>
+        <w:rPr>
+          <w:rFonts w:eastAsia="Times New Roman" w:cstheme="minorHAnsi"/>
+          <w:color w:val="1A1A1A"/>
+          <w:sz w:val="24"/>
+          <w:szCs w:val="24"/>
+          <w:lang w:eastAsia="en-GB"/>
         </w:rPr>
         <w:drawing>
-          <wp:inline distT="0" distB="0" distL="0" distR="0" wp14:anchorId="0C350073" wp14:editId="7465C281">
-            <wp:extent cx="5731510" cy="2150110"/>
-            <wp:effectExtent l="0" t="0" r="2540" b="2540"/>
-            <wp:docPr id="8" name="Picture 8"/>
+          <wp:inline distT="0" distB="0" distL="0" distR="0" wp14:anchorId="0540DEC6" wp14:editId="6541EAB2">
+            <wp:extent cx="5731510" cy="3063875"/>
+            <wp:effectExtent l="0" t="0" r="2540" b="3175"/>
+            <wp:docPr id="1155574704" name="Picture 1" descr="A screenshot of a computer&#10;&#10;AI-generated content may be incorrect."/>
             <wp:cNvGraphicFramePr>
               <a:graphicFrameLocks xmlns:a="http://schemas.openxmlformats.org/drawingml/2006/main" noChangeAspect="1"/>
             </wp:cNvGraphicFramePr>
@@ -939,7 +985,7 @@
               <a:graphicData uri="http://schemas.openxmlformats.org/drawingml/2006/picture">
                 <pic:pic xmlns:pic="http://schemas.openxmlformats.org/drawingml/2006/picture">
                   <pic:nvPicPr>
-                    <pic:cNvPr id="1" name=""/>
+                    <pic:cNvPr id="1155574704" name="Picture 1" descr="A screenshot of a computer&#10;&#10;AI-generated content may be incorrect."/>
                     <pic:cNvPicPr/>
                   </pic:nvPicPr>
                   <pic:blipFill>
@@ -951,7 +997,7 @@
                   <pic:spPr>
                     <a:xfrm>
                       <a:off x="0" y="0"/>
-                      <a:ext cx="5731510" cy="2150110"/>
+                      <a:ext cx="5731510" cy="3063875"/>
                     </a:xfrm>
                     <a:prstGeom prst="rect">
                       <a:avLst/>
@@ -966,6 +1012,27 @@
     </w:p>
     <w:p>
       <w:pPr>
+        <w:rPr>
+          <w:rFonts w:eastAsia="Times New Roman" w:cstheme="minorHAnsi"/>
+          <w:color w:val="1A1A1A"/>
+          <w:sz w:val="24"/>
+          <w:szCs w:val="24"/>
+          <w:lang w:eastAsia="en-GB"/>
+        </w:rPr>
+      </w:pPr>
+      <w:r>
+        <w:rPr>
+          <w:rFonts w:eastAsia="Times New Roman" w:cstheme="minorHAnsi"/>
+          <w:color w:val="1A1A1A"/>
+          <w:sz w:val="24"/>
+          <w:szCs w:val="24"/>
+          <w:lang w:eastAsia="en-GB"/>
+        </w:rPr>
+        <w:t>Add set variable and set the URL field using old designer</w:t>
+      </w:r>
+    </w:p>
+    <w:p>
+      <w:pPr>
         <w:pStyle w:val="ListParagraph"/>
         <w:numPr>
           <w:ilvl w:val="0"/>
@@ -987,108 +1054,33 @@
           <w:szCs w:val="24"/>
           <w:lang w:eastAsia="en-GB"/>
         </w:rPr>
-        <w:t>Click done and should run after flow has failed</w:t>
+        <w:t>Add a new action Scope to group Catch block</w:t>
       </w:r>
     </w:p>
     <w:p>
       <w:pPr>
         <w:pStyle w:val="ListParagraph"/>
-        <w:numPr>
-          <w:ilvl w:val="0"/>
-          <w:numId w:val="1"/>
-        </w:numPr>
-        <w:rPr>
-          <w:rFonts w:eastAsia="Times New Roman" w:cstheme="minorHAnsi"/>
-          <w:color w:val="1A1A1A"/>
-          <w:sz w:val="24"/>
-          <w:szCs w:val="24"/>
-          <w:lang w:eastAsia="en-GB"/>
-        </w:rPr>
-      </w:pPr>
-      <w:r>
-        <w:rPr>
-          <w:rFonts w:eastAsia="Times New Roman" w:cstheme="minorHAnsi"/>
-          <w:color w:val="1A1A1A"/>
-          <w:sz w:val="24"/>
-          <w:szCs w:val="24"/>
-          <w:lang w:eastAsia="en-GB"/>
-        </w:rPr>
-        <w:lastRenderedPageBreak/>
-        <w:t>Then add an action to send email to notify the user</w:t>
-      </w:r>
-    </w:p>
-    <w:p>
-      <w:pPr>
-        <w:pStyle w:val="ListParagraph"/>
-        <w:rPr>
-          <w:rFonts w:eastAsia="Times New Roman" w:cstheme="minorHAnsi"/>
-          <w:i/>
-          <w:iCs/>
-          <w:color w:val="385623" w:themeColor="accent6" w:themeShade="80"/>
-          <w:sz w:val="20"/>
-          <w:szCs w:val="20"/>
-          <w:lang w:eastAsia="en-GB"/>
-        </w:rPr>
-      </w:pPr>
-      <w:r>
-        <w:rPr>
-          <w:rFonts w:eastAsia="Times New Roman" w:cstheme="minorHAnsi"/>
-          <w:i/>
-          <w:iCs/>
-          <w:color w:val="385623" w:themeColor="accent6" w:themeShade="80"/>
-          <w:sz w:val="20"/>
-          <w:szCs w:val="20"/>
-          <w:lang w:eastAsia="en-GB"/>
-        </w:rPr>
-        <w:t>concat('https://india.flow.microsoft.com/manage/environments/',workflow()?['tags']['environmentName'],'/flows/',</w:t>
-      </w:r>
-    </w:p>
-    <w:p>
-      <w:pPr>
-        <w:pStyle w:val="ListParagraph"/>
-        <w:rPr>
-          <w:rFonts w:eastAsia="Times New Roman" w:cstheme="minorHAnsi"/>
-          <w:i/>
-          <w:iCs/>
-          <w:color w:val="385623" w:themeColor="accent6" w:themeShade="80"/>
-          <w:sz w:val="20"/>
-          <w:szCs w:val="20"/>
-          <w:lang w:eastAsia="en-GB"/>
-        </w:rPr>
-      </w:pPr>
-      <w:r>
-        <w:rPr>
-          <w:rFonts w:eastAsia="Times New Roman" w:cstheme="minorHAnsi"/>
-          <w:i/>
-          <w:iCs/>
-          <w:color w:val="385623" w:themeColor="accent6" w:themeShade="80"/>
-          <w:sz w:val="20"/>
-          <w:szCs w:val="20"/>
-          <w:lang w:eastAsia="en-GB"/>
-        </w:rPr>
-        <w:t>workflow()?['name'],'/runs/',workflow()?['run']['name'])</w:t>
-      </w:r>
-    </w:p>
-    <w:p>
-      <w:pPr>
-        <w:ind w:left="720"/>
-        <w:rPr>
-          <w:rFonts w:eastAsia="Times New Roman" w:cstheme="minorHAnsi"/>
-          <w:color w:val="1A1A1A"/>
-          <w:sz w:val="24"/>
-          <w:szCs w:val="24"/>
-          <w:lang w:eastAsia="en-GB"/>
-        </w:rPr>
-      </w:pPr>
-      <w:r>
-        <w:rPr>
-          <w:noProof/>
+        <w:rPr>
+          <w:rFonts w:eastAsia="Times New Roman" w:cstheme="minorHAnsi"/>
+          <w:color w:val="1A1A1A"/>
+          <w:sz w:val="24"/>
+          <w:szCs w:val="24"/>
+          <w:lang w:eastAsia="en-GB"/>
+        </w:rPr>
+      </w:pPr>
+      <w:r>
+        <w:rPr>
+          <w:rFonts w:eastAsia="Times New Roman" w:cstheme="minorHAnsi"/>
+          <w:color w:val="1A1A1A"/>
+          <w:sz w:val="24"/>
+          <w:szCs w:val="24"/>
+          <w:lang w:eastAsia="en-GB"/>
         </w:rPr>
         <w:drawing>
-          <wp:inline distT="0" distB="0" distL="0" distR="0" wp14:anchorId="3B7571B7" wp14:editId="590FE8F5">
-            <wp:extent cx="5731510" cy="5310505"/>
-            <wp:effectExtent l="0" t="0" r="2540" b="4445"/>
-            <wp:docPr id="10" name="Picture 10"/>
+          <wp:inline distT="0" distB="0" distL="0" distR="0" wp14:anchorId="529444FA" wp14:editId="3BED4AC5">
+            <wp:extent cx="5731510" cy="4298950"/>
+            <wp:effectExtent l="0" t="0" r="2540" b="6350"/>
+            <wp:docPr id="1948217934" name="Picture 1" descr="A screenshot of a computer&#10;&#10;AI-generated content may be incorrect."/>
             <wp:cNvGraphicFramePr>
               <a:graphicFrameLocks xmlns:a="http://schemas.openxmlformats.org/drawingml/2006/main" noChangeAspect="1"/>
             </wp:cNvGraphicFramePr>
@@ -1096,7 +1088,7 @@
               <a:graphicData uri="http://schemas.openxmlformats.org/drawingml/2006/picture">
                 <pic:pic xmlns:pic="http://schemas.openxmlformats.org/drawingml/2006/picture">
                   <pic:nvPicPr>
-                    <pic:cNvPr id="1" name=""/>
+                    <pic:cNvPr id="1948217934" name="Picture 1" descr="A screenshot of a computer&#10;&#10;AI-generated content may be incorrect."/>
                     <pic:cNvPicPr/>
                   </pic:nvPicPr>
                   <pic:blipFill>
@@ -1108,7 +1100,7 @@
                   <pic:spPr>
                     <a:xfrm>
                       <a:off x="0" y="0"/>
-                      <a:ext cx="5731510" cy="5310505"/>
+                      <a:ext cx="5731510" cy="4298950"/>
                     </a:xfrm>
                     <a:prstGeom prst="rect">
                       <a:avLst/>
@@ -1120,6 +1112,218 @@
           </wp:inline>
         </w:drawing>
       </w:r>
+    </w:p>
+    <w:p>
+      <w:pPr>
+        <w:pStyle w:val="ListParagraph"/>
+        <w:rPr>
+          <w:rFonts w:eastAsia="Times New Roman" w:cstheme="minorHAnsi"/>
+          <w:color w:val="1A1A1A"/>
+          <w:sz w:val="24"/>
+          <w:szCs w:val="24"/>
+          <w:lang w:eastAsia="en-GB"/>
+        </w:rPr>
+      </w:pPr>
+    </w:p>
+    <w:p>
+      <w:pPr>
+        <w:pStyle w:val="ListParagraph"/>
+        <w:rPr>
+          <w:rFonts w:eastAsia="Times New Roman" w:cstheme="minorHAnsi"/>
+          <w:color w:val="1A1A1A"/>
+          <w:sz w:val="24"/>
+          <w:szCs w:val="24"/>
+          <w:lang w:eastAsia="en-GB"/>
+        </w:rPr>
+      </w:pPr>
+    </w:p>
+    <w:p>
+      <w:pPr>
+        <w:pStyle w:val="ListParagraph"/>
+        <w:rPr>
+          <w:rFonts w:eastAsia="Times New Roman" w:cstheme="minorHAnsi"/>
+          <w:color w:val="1A1A1A"/>
+          <w:sz w:val="24"/>
+          <w:szCs w:val="24"/>
+          <w:lang w:eastAsia="en-GB"/>
+        </w:rPr>
+      </w:pPr>
+    </w:p>
+    <w:p>
+      <w:pPr>
+        <w:pStyle w:val="ListParagraph"/>
+        <w:numPr>
+          <w:ilvl w:val="0"/>
+          <w:numId w:val="1"/>
+        </w:numPr>
+        <w:rPr>
+          <w:rFonts w:eastAsia="Times New Roman" w:cstheme="minorHAnsi"/>
+          <w:color w:val="1A1A1A"/>
+          <w:sz w:val="24"/>
+          <w:szCs w:val="24"/>
+          <w:lang w:eastAsia="en-GB"/>
+        </w:rPr>
+      </w:pPr>
+      <w:r>
+        <w:rPr>
+          <w:rFonts w:eastAsia="Times New Roman" w:cstheme="minorHAnsi"/>
+          <w:color w:val="1A1A1A"/>
+          <w:sz w:val="24"/>
+          <w:szCs w:val="24"/>
+          <w:lang w:eastAsia="en-GB"/>
+        </w:rPr>
+        <w:t>Using scope and configure run after feature to implement catch pattern</w:t>
+      </w:r>
+    </w:p>
+    <w:p>
+      <w:pPr>
+        <w:ind w:left="720"/>
+        <w:rPr>
+          <w:rFonts w:eastAsia="Times New Roman" w:cstheme="minorHAnsi"/>
+          <w:color w:val="1A1A1A"/>
+          <w:sz w:val="24"/>
+          <w:szCs w:val="24"/>
+          <w:lang w:eastAsia="en-GB"/>
+        </w:rPr>
+      </w:pPr>
+      <w:r>
+        <w:rPr>
+          <w:rFonts w:eastAsia="Times New Roman" w:cstheme="minorHAnsi"/>
+          <w:color w:val="1A1A1A"/>
+          <w:sz w:val="24"/>
+          <w:szCs w:val="24"/>
+          <w:lang w:eastAsia="en-GB"/>
+        </w:rPr>
+        <w:drawing>
+          <wp:inline distT="0" distB="0" distL="0" distR="0" wp14:anchorId="39A00951" wp14:editId="443F6C29">
+            <wp:extent cx="5731510" cy="2174240"/>
+            <wp:effectExtent l="0" t="0" r="2540" b="0"/>
+            <wp:docPr id="650668116" name="Picture 1" descr="A screenshot of a computer&#10;&#10;AI-generated content may be incorrect."/>
+            <wp:cNvGraphicFramePr>
+              <a:graphicFrameLocks xmlns:a="http://schemas.openxmlformats.org/drawingml/2006/main" noChangeAspect="1"/>
+            </wp:cNvGraphicFramePr>
+            <a:graphic xmlns:a="http://schemas.openxmlformats.org/drawingml/2006/main">
+              <a:graphicData uri="http://schemas.openxmlformats.org/drawingml/2006/picture">
+                <pic:pic xmlns:pic="http://schemas.openxmlformats.org/drawingml/2006/picture">
+                  <pic:nvPicPr>
+                    <pic:cNvPr id="650668116" name="Picture 1" descr="A screenshot of a computer&#10;&#10;AI-generated content may be incorrect."/>
+                    <pic:cNvPicPr/>
+                  </pic:nvPicPr>
+                  <pic:blipFill>
+                    <a:blip r:embed="rId10"/>
+                    <a:stretch>
+                      <a:fillRect/>
+                    </a:stretch>
+                  </pic:blipFill>
+                  <pic:spPr>
+                    <a:xfrm>
+                      <a:off x="0" y="0"/>
+                      <a:ext cx="5731510" cy="2174240"/>
+                    </a:xfrm>
+                    <a:prstGeom prst="rect">
+                      <a:avLst/>
+                    </a:prstGeom>
+                  </pic:spPr>
+                </pic:pic>
+              </a:graphicData>
+            </a:graphic>
+          </wp:inline>
+        </w:drawing>
+      </w:r>
+    </w:p>
+    <w:p>
+      <w:pPr>
+        <w:pStyle w:val="ListParagraph"/>
+        <w:numPr>
+          <w:ilvl w:val="0"/>
+          <w:numId w:val="1"/>
+        </w:numPr>
+        <w:rPr>
+          <w:rFonts w:eastAsia="Times New Roman" w:cstheme="minorHAnsi"/>
+          <w:color w:val="1A1A1A"/>
+          <w:sz w:val="24"/>
+          <w:szCs w:val="24"/>
+          <w:lang w:eastAsia="en-GB"/>
+        </w:rPr>
+      </w:pPr>
+      <w:r>
+        <w:rPr>
+          <w:rFonts w:eastAsia="Times New Roman" w:cstheme="minorHAnsi"/>
+          <w:color w:val="1A1A1A"/>
+          <w:sz w:val="24"/>
+          <w:szCs w:val="24"/>
+          <w:lang w:eastAsia="en-GB"/>
+        </w:rPr>
+        <w:t>Click done and should run after flow has failed</w:t>
+      </w:r>
+    </w:p>
+    <w:p>
+      <w:pPr>
+        <w:pStyle w:val="ListParagraph"/>
+        <w:numPr>
+          <w:ilvl w:val="0"/>
+          <w:numId w:val="1"/>
+        </w:numPr>
+        <w:rPr>
+          <w:rFonts w:eastAsia="Times New Roman" w:cstheme="minorHAnsi"/>
+          <w:color w:val="1A1A1A"/>
+          <w:sz w:val="24"/>
+          <w:szCs w:val="24"/>
+          <w:lang w:eastAsia="en-GB"/>
+        </w:rPr>
+      </w:pPr>
+      <w:r>
+        <w:rPr>
+          <w:rFonts w:eastAsia="Times New Roman" w:cstheme="minorHAnsi"/>
+          <w:color w:val="1A1A1A"/>
+          <w:sz w:val="24"/>
+          <w:szCs w:val="24"/>
+          <w:lang w:eastAsia="en-GB"/>
+        </w:rPr>
+        <w:t>Then add an action to send email to notify the user</w:t>
+      </w:r>
+    </w:p>
+    <w:p>
+      <w:pPr>
+        <w:pStyle w:val="ListParagraph"/>
+        <w:numPr>
+          <w:ilvl w:val="0"/>
+          <w:numId w:val="1"/>
+        </w:numPr>
+        <w:rPr>
+          <w:rFonts w:eastAsia="Times New Roman" w:cstheme="minorHAnsi"/>
+          <w:b/>
+          <w:bCs/>
+          <w:color w:val="1A1A1A"/>
+          <w:sz w:val="24"/>
+          <w:szCs w:val="24"/>
+          <w:lang w:eastAsia="en-GB"/>
+        </w:rPr>
+      </w:pPr>
+      <w:r>
+        <w:rPr>
+          <w:rFonts w:eastAsia="Times New Roman" w:cstheme="minorHAnsi"/>
+          <w:b/>
+          <w:bCs/>
+          <w:color w:val="1A1A1A"/>
+          <w:sz w:val="24"/>
+          <w:szCs w:val="24"/>
+          <w:lang w:eastAsia="en-GB"/>
+        </w:rPr>
+        <w:t>concat('https://make.powerautomate.com/environments/',workflow()()?['tags']['environmentName'],'/flows/',workflow()()?['name'],'/runs/',workflow()()?['run']['name'])</w:t>
+      </w:r>
+    </w:p>
+    <w:p>
+      <w:pPr>
+        <w:ind w:left="720"/>
+        <w:rPr>
+          <w:rFonts w:eastAsia="Times New Roman" w:cstheme="minorHAnsi"/>
+          <w:color w:val="1A1A1A"/>
+          <w:sz w:val="24"/>
+          <w:szCs w:val="24"/>
+          <w:lang w:eastAsia="en-GB"/>
+        </w:rPr>
+      </w:pPr>
     </w:p>
     <w:p>
       <w:pPr>
@@ -1185,7 +1389,7 @@
                     </pic:cNvPicPr>
                   </pic:nvPicPr>
                   <pic:blipFill>
-                    <a:blip r:embed="rId10">
+                    <a:blip r:embed="rId11">
                       <a:extLst>
                         <a:ext uri="{28A0092B-C50C-407E-A947-70E740481C1C}">
                           <a14:useLocalDpi xmlns:a14="http://schemas.microsoft.com/office/drawing/2010/main" val="0"/>
@@ -1245,25 +1449,29 @@
     </w:p>
     <w:p>
       <w:pPr>
-        <w:ind w:left="720"/>
-        <w:rPr>
-          <w:rFonts w:eastAsia="Times New Roman" w:cstheme="minorHAnsi"/>
-          <w:color w:val="1A1A1A"/>
-          <w:sz w:val="24"/>
-          <w:szCs w:val="24"/>
-          <w:lang w:eastAsia="en-GB"/>
-        </w:rPr>
-      </w:pPr>
-      <w:r>
-        <w:rPr>
-          <w:noProof/>
+        <w:pStyle w:val="ListParagraph"/>
+        <w:rPr>
+          <w:rFonts w:eastAsia="Times New Roman" w:cstheme="minorHAnsi"/>
+          <w:color w:val="1A1A1A"/>
+          <w:sz w:val="24"/>
+          <w:szCs w:val="24"/>
+          <w:lang w:eastAsia="en-GB"/>
+        </w:rPr>
+      </w:pPr>
+      <w:r>
+        <w:rPr>
+          <w:rFonts w:eastAsia="Times New Roman" w:cstheme="minorHAnsi"/>
+          <w:color w:val="1A1A1A"/>
+          <w:sz w:val="24"/>
+          <w:szCs w:val="24"/>
+          <w:lang w:eastAsia="en-GB"/>
         </w:rPr>
         <w:lastRenderedPageBreak/>
         <w:drawing>
-          <wp:inline distT="0" distB="0" distL="0" distR="0" wp14:anchorId="0A81FF85" wp14:editId="57CF80AC">
-            <wp:extent cx="5731510" cy="2164080"/>
-            <wp:effectExtent l="0" t="0" r="2540" b="7620"/>
-            <wp:docPr id="7" name="Picture 7"/>
+          <wp:inline distT="0" distB="0" distL="0" distR="0" wp14:anchorId="63A67290" wp14:editId="1DDA33D4">
+            <wp:extent cx="5731510" cy="5863590"/>
+            <wp:effectExtent l="0" t="0" r="2540" b="3810"/>
+            <wp:docPr id="965884772" name="Picture 1" descr="A screenshot of a computer&#10;&#10;AI-generated content may be incorrect."/>
             <wp:cNvGraphicFramePr>
               <a:graphicFrameLocks xmlns:a="http://schemas.openxmlformats.org/drawingml/2006/main" noChangeAspect="1"/>
             </wp:cNvGraphicFramePr>
@@ -1271,111 +1479,7 @@
               <a:graphicData uri="http://schemas.openxmlformats.org/drawingml/2006/picture">
                 <pic:pic xmlns:pic="http://schemas.openxmlformats.org/drawingml/2006/picture">
                   <pic:nvPicPr>
-                    <pic:cNvPr id="1" name=""/>
-                    <pic:cNvPicPr/>
-                  </pic:nvPicPr>
-                  <pic:blipFill>
-                    <a:blip r:embed="rId11"/>
-                    <a:stretch>
-                      <a:fillRect/>
-                    </a:stretch>
-                  </pic:blipFill>
-                  <pic:spPr>
-                    <a:xfrm>
-                      <a:off x="0" y="0"/>
-                      <a:ext cx="5731510" cy="2164080"/>
-                    </a:xfrm>
-                    <a:prstGeom prst="rect">
-                      <a:avLst/>
-                    </a:prstGeom>
-                  </pic:spPr>
-                </pic:pic>
-              </a:graphicData>
-            </a:graphic>
-          </wp:inline>
-        </w:drawing>
-      </w:r>
-    </w:p>
-    <w:p>
-      <w:pPr>
-        <w:pStyle w:val="ListParagraph"/>
-        <w:numPr>
-          <w:ilvl w:val="0"/>
-          <w:numId w:val="1"/>
-        </w:numPr>
-        <w:rPr>
-          <w:rFonts w:eastAsia="Times New Roman" w:cstheme="minorHAnsi"/>
-          <w:color w:val="1A1A1A"/>
-          <w:sz w:val="24"/>
-          <w:szCs w:val="24"/>
-          <w:lang w:eastAsia="en-GB"/>
-        </w:rPr>
-      </w:pPr>
-      <w:r>
-        <w:rPr>
-          <w:rFonts w:eastAsia="Times New Roman" w:cstheme="minorHAnsi"/>
-          <w:color w:val="1A1A1A"/>
-          <w:sz w:val="24"/>
-          <w:szCs w:val="24"/>
-          <w:lang w:eastAsia="en-GB"/>
-        </w:rPr>
-        <w:t>Click done to activate the block</w:t>
-      </w:r>
-    </w:p>
-    <w:p>
-      <w:pPr>
-        <w:pStyle w:val="ListParagraph"/>
-        <w:numPr>
-          <w:ilvl w:val="0"/>
-          <w:numId w:val="1"/>
-        </w:numPr>
-        <w:rPr>
-          <w:rFonts w:eastAsia="Times New Roman" w:cstheme="minorHAnsi"/>
-          <w:color w:val="1A1A1A"/>
-          <w:sz w:val="24"/>
-          <w:szCs w:val="24"/>
-          <w:lang w:eastAsia="en-GB"/>
-        </w:rPr>
-      </w:pPr>
-      <w:r>
-        <w:rPr>
-          <w:rFonts w:eastAsia="Times New Roman" w:cstheme="minorHAnsi"/>
-          <w:color w:val="1A1A1A"/>
-          <w:sz w:val="24"/>
-          <w:szCs w:val="24"/>
-          <w:lang w:eastAsia="en-GB"/>
-        </w:rPr>
-        <w:t>Add action to send a push notification to the user</w:t>
-      </w:r>
-    </w:p>
-    <w:p>
-      <w:pPr>
-        <w:ind w:left="720"/>
-        <w:rPr>
-          <w:rFonts w:eastAsia="Times New Roman" w:cstheme="minorHAnsi"/>
-          <w:color w:val="1A1A1A"/>
-          <w:sz w:val="24"/>
-          <w:szCs w:val="24"/>
-          <w:lang w:eastAsia="en-GB"/>
-        </w:rPr>
-      </w:pPr>
-      <w:r>
-        <w:rPr>
-          <w:noProof/>
-        </w:rPr>
-        <w:drawing>
-          <wp:inline distT="0" distB="0" distL="0" distR="0" wp14:anchorId="62408678" wp14:editId="60ABB7B7">
-            <wp:extent cx="4754880" cy="2733556"/>
-            <wp:effectExtent l="0" t="0" r="7620" b="0"/>
-            <wp:docPr id="11" name="Picture 11"/>
-            <wp:cNvGraphicFramePr>
-              <a:graphicFrameLocks xmlns:a="http://schemas.openxmlformats.org/drawingml/2006/main" noChangeAspect="1"/>
-            </wp:cNvGraphicFramePr>
-            <a:graphic xmlns:a="http://schemas.openxmlformats.org/drawingml/2006/main">
-              <a:graphicData uri="http://schemas.openxmlformats.org/drawingml/2006/picture">
-                <pic:pic xmlns:pic="http://schemas.openxmlformats.org/drawingml/2006/picture">
-                  <pic:nvPicPr>
-                    <pic:cNvPr id="1" name=""/>
+                    <pic:cNvPr id="965884772" name="Picture 1" descr="A screenshot of a computer&#10;&#10;AI-generated content may be incorrect."/>
                     <pic:cNvPicPr/>
                   </pic:nvPicPr>
                   <pic:blipFill>
@@ -1387,7 +1491,7 @@
                   <pic:spPr>
                     <a:xfrm>
                       <a:off x="0" y="0"/>
-                      <a:ext cx="4767996" cy="2741096"/>
+                      <a:ext cx="5731510" cy="5863590"/>
                     </a:xfrm>
                     <a:prstGeom prst="rect">
                       <a:avLst/>
@@ -1402,58 +1506,6 @@
     </w:p>
     <w:p>
       <w:pPr>
-        <w:pStyle w:val="ListParagraph"/>
-        <w:numPr>
-          <w:ilvl w:val="0"/>
-          <w:numId w:val="1"/>
-        </w:numPr>
-        <w:rPr>
-          <w:rFonts w:eastAsia="Times New Roman" w:cstheme="minorHAnsi"/>
-          <w:color w:val="1A1A1A"/>
-          <w:sz w:val="24"/>
-          <w:szCs w:val="24"/>
-          <w:lang w:eastAsia="en-GB"/>
-        </w:rPr>
-      </w:pPr>
-      <w:r>
-        <w:rPr>
-          <w:rFonts w:eastAsia="Times New Roman" w:cstheme="minorHAnsi"/>
-          <w:color w:val="1A1A1A"/>
-          <w:sz w:val="24"/>
-          <w:szCs w:val="24"/>
-          <w:lang w:eastAsia="en-GB"/>
-        </w:rPr>
-        <w:t>Save and test the flow</w:t>
-      </w:r>
-    </w:p>
-    <w:p>
-      <w:pPr>
-        <w:pStyle w:val="ListParagraph"/>
-        <w:numPr>
-          <w:ilvl w:val="0"/>
-          <w:numId w:val="1"/>
-        </w:numPr>
-        <w:rPr>
-          <w:rFonts w:eastAsia="Times New Roman" w:cstheme="minorHAnsi"/>
-          <w:color w:val="1A1A1A"/>
-          <w:sz w:val="24"/>
-          <w:szCs w:val="24"/>
-          <w:lang w:eastAsia="en-GB"/>
-        </w:rPr>
-      </w:pPr>
-      <w:r>
-        <w:rPr>
-          <w:rFonts w:eastAsia="Times New Roman" w:cstheme="minorHAnsi"/>
-          <w:color w:val="1A1A1A"/>
-          <w:sz w:val="24"/>
-          <w:szCs w:val="24"/>
-          <w:lang w:eastAsia="en-GB"/>
-        </w:rPr>
-        <w:t>Output if I add wrong URL</w:t>
-      </w:r>
-    </w:p>
-    <w:p>
-      <w:pPr>
         <w:ind w:left="720"/>
         <w:rPr>
           <w:rFonts w:eastAsia="Times New Roman" w:cstheme="minorHAnsi"/>
@@ -1468,10 +1520,10 @@
           <w:noProof/>
         </w:rPr>
         <w:drawing>
-          <wp:inline distT="0" distB="0" distL="0" distR="0" wp14:anchorId="10493F19" wp14:editId="225458F6">
-            <wp:extent cx="4975860" cy="2586058"/>
-            <wp:effectExtent l="0" t="0" r="0" b="5080"/>
-            <wp:docPr id="12" name="Picture 12"/>
+          <wp:inline distT="0" distB="0" distL="0" distR="0" wp14:anchorId="0A81FF85" wp14:editId="57CF80AC">
+            <wp:extent cx="5731510" cy="2164080"/>
+            <wp:effectExtent l="0" t="0" r="2540" b="7620"/>
+            <wp:docPr id="7" name="Picture 7"/>
             <wp:cNvGraphicFramePr>
               <a:graphicFrameLocks xmlns:a="http://schemas.openxmlformats.org/drawingml/2006/main" noChangeAspect="1"/>
             </wp:cNvGraphicFramePr>
@@ -1491,7 +1543,7 @@
                   <pic:spPr>
                     <a:xfrm>
                       <a:off x="0" y="0"/>
-                      <a:ext cx="4982561" cy="2589540"/>
+                      <a:ext cx="5731510" cy="2164080"/>
                     </a:xfrm>
                     <a:prstGeom prst="rect">
                       <a:avLst/>
@@ -1506,6 +1558,58 @@
     </w:p>
     <w:p>
       <w:pPr>
+        <w:pStyle w:val="ListParagraph"/>
+        <w:numPr>
+          <w:ilvl w:val="0"/>
+          <w:numId w:val="1"/>
+        </w:numPr>
+        <w:rPr>
+          <w:rFonts w:eastAsia="Times New Roman" w:cstheme="minorHAnsi"/>
+          <w:color w:val="1A1A1A"/>
+          <w:sz w:val="24"/>
+          <w:szCs w:val="24"/>
+          <w:lang w:eastAsia="en-GB"/>
+        </w:rPr>
+      </w:pPr>
+      <w:r>
+        <w:rPr>
+          <w:rFonts w:eastAsia="Times New Roman" w:cstheme="minorHAnsi"/>
+          <w:color w:val="1A1A1A"/>
+          <w:sz w:val="24"/>
+          <w:szCs w:val="24"/>
+          <w:lang w:eastAsia="en-GB"/>
+        </w:rPr>
+        <w:t>Click done to activate the block</w:t>
+      </w:r>
+    </w:p>
+    <w:p>
+      <w:pPr>
+        <w:pStyle w:val="ListParagraph"/>
+        <w:numPr>
+          <w:ilvl w:val="0"/>
+          <w:numId w:val="1"/>
+        </w:numPr>
+        <w:rPr>
+          <w:rFonts w:eastAsia="Times New Roman" w:cstheme="minorHAnsi"/>
+          <w:color w:val="1A1A1A"/>
+          <w:sz w:val="24"/>
+          <w:szCs w:val="24"/>
+          <w:lang w:eastAsia="en-GB"/>
+        </w:rPr>
+      </w:pPr>
+      <w:r>
+        <w:rPr>
+          <w:rFonts w:eastAsia="Times New Roman" w:cstheme="minorHAnsi"/>
+          <w:color w:val="1A1A1A"/>
+          <w:sz w:val="24"/>
+          <w:szCs w:val="24"/>
+          <w:lang w:eastAsia="en-GB"/>
+        </w:rPr>
+        <w:t>Add action to send a push notification to the user</w:t>
+      </w:r>
+    </w:p>
+    <w:p>
+      <w:pPr>
         <w:ind w:left="720"/>
         <w:rPr>
           <w:rFonts w:eastAsia="Times New Roman" w:cstheme="minorHAnsi"/>
@@ -1517,300 +1621,14 @@
       </w:pPr>
       <w:r>
         <w:rPr>
-          <w:rFonts w:eastAsia="Times New Roman" w:cstheme="minorHAnsi"/>
-          <w:color w:val="1A1A1A"/>
-          <w:sz w:val="24"/>
-          <w:szCs w:val="24"/>
-          <w:lang w:eastAsia="en-GB"/>
+          <w:noProof/>
         </w:rPr>
         <w:lastRenderedPageBreak/>
-        <w:t xml:space="preserve">Add body from </w:t>
-      </w:r>
-      <w:r>
-        <w:rPr>
-          <w:rFonts w:eastAsia="Times New Roman" w:cstheme="minorHAnsi"/>
-          <w:b/>
-          <w:bCs/>
-          <w:color w:val="1A1A1A"/>
-          <w:sz w:val="24"/>
-          <w:szCs w:val="24"/>
-          <w:lang w:eastAsia="en-GB"/>
-        </w:rPr>
-        <w:t>SharePoint Cr</w:t>
-      </w:r>
-      <w:r>
-        <w:rPr>
-          <w:rFonts w:eastAsia="Times New Roman" w:cstheme="minorHAnsi"/>
-          <w:b/>
-          <w:bCs/>
-          <w:color w:val="1A1A1A"/>
-          <w:sz w:val="24"/>
-          <w:szCs w:val="24"/>
-          <w:lang w:eastAsia="en-GB"/>
-        </w:rPr>
-        <w:t>e</w:t>
-      </w:r>
-      <w:r>
-        <w:rPr>
-          <w:rFonts w:eastAsia="Times New Roman" w:cstheme="minorHAnsi"/>
-          <w:b/>
-          <w:bCs/>
-          <w:color w:val="1A1A1A"/>
-          <w:sz w:val="24"/>
-          <w:szCs w:val="24"/>
-          <w:lang w:eastAsia="en-GB"/>
-        </w:rPr>
-        <w:t>ate Item</w:t>
-      </w:r>
-      <w:r>
-        <w:rPr>
-          <w:rFonts w:eastAsia="Times New Roman" w:cstheme="minorHAnsi"/>
-          <w:color w:val="1A1A1A"/>
-          <w:sz w:val="24"/>
-          <w:szCs w:val="24"/>
-          <w:lang w:eastAsia="en-GB"/>
-        </w:rPr>
-        <w:t xml:space="preserve"> action output</w:t>
-      </w:r>
-      <w:r>
-        <w:rPr>
-          <w:rFonts w:eastAsia="Times New Roman" w:cstheme="minorHAnsi"/>
-          <w:color w:val="1A1A1A"/>
-          <w:sz w:val="24"/>
-          <w:szCs w:val="24"/>
-          <w:lang w:eastAsia="en-GB"/>
-        </w:rPr>
-        <w:t xml:space="preserve"> to handle the error code and message </w:t>
-      </w:r>
-    </w:p>
-    <w:p>
-      <w:pPr>
-        <w:ind w:left="720"/>
-        <w:rPr>
-          <w:rFonts w:eastAsia="Times New Roman" w:cstheme="minorHAnsi"/>
-          <w:color w:val="1A1A1A"/>
-          <w:sz w:val="24"/>
-          <w:szCs w:val="24"/>
-          <w:lang w:eastAsia="en-GB"/>
-        </w:rPr>
-      </w:pPr>
-      <w:r>
-        <w:rPr>
-          <w:rFonts w:eastAsia="Times New Roman" w:cstheme="minorHAnsi"/>
-          <w:b/>
-          <w:bCs/>
-          <w:color w:val="1A1A1A"/>
-          <w:sz w:val="24"/>
-          <w:szCs w:val="24"/>
-          <w:lang w:eastAsia="en-GB"/>
-        </w:rPr>
-        <w:t>Example</w:t>
-      </w:r>
-      <w:r>
-        <w:rPr>
-          <w:rFonts w:eastAsia="Times New Roman" w:cstheme="minorHAnsi"/>
-          <w:color w:val="1A1A1A"/>
-          <w:sz w:val="24"/>
-          <w:szCs w:val="24"/>
-          <w:lang w:eastAsia="en-GB"/>
-        </w:rPr>
-        <w:t>:</w:t>
-      </w:r>
-    </w:p>
-    <w:p>
-      <w:pPr>
-        <w:shd w:val="clear" w:color="auto" w:fill="FFFFFE"/>
-        <w:spacing w:after="0" w:line="285" w:lineRule="atLeast"/>
-        <w:rPr>
-          <w:rFonts w:ascii="Consolas" w:eastAsia="Times New Roman" w:hAnsi="Consolas" w:cs="Times New Roman"/>
-          <w:color w:val="000000"/>
-          <w:sz w:val="21"/>
-          <w:szCs w:val="21"/>
-          <w:lang w:eastAsia="en-GB"/>
-        </w:rPr>
-      </w:pPr>
-      <w:r>
-        <w:rPr>
-          <w:rFonts w:ascii="Consolas" w:eastAsia="Times New Roman" w:hAnsi="Consolas" w:cs="Times New Roman"/>
-          <w:color w:val="000000"/>
-          <w:sz w:val="21"/>
-          <w:szCs w:val="21"/>
-          <w:lang w:eastAsia="en-GB"/>
-        </w:rPr>
-        <w:t>{</w:t>
-      </w:r>
-    </w:p>
-    <w:p>
-      <w:pPr>
-        <w:shd w:val="clear" w:color="auto" w:fill="FFFFFE"/>
-        <w:spacing w:after="0" w:line="285" w:lineRule="atLeast"/>
-        <w:rPr>
-          <w:rFonts w:ascii="Consolas" w:eastAsia="Times New Roman" w:hAnsi="Consolas" w:cs="Times New Roman"/>
-          <w:color w:val="000000"/>
-          <w:sz w:val="21"/>
-          <w:szCs w:val="21"/>
-          <w:lang w:eastAsia="en-GB"/>
-        </w:rPr>
-      </w:pPr>
-      <w:r>
-        <w:rPr>
-          <w:rFonts w:ascii="Consolas" w:eastAsia="Times New Roman" w:hAnsi="Consolas" w:cs="Times New Roman"/>
-          <w:color w:val="000000"/>
-          <w:sz w:val="21"/>
-          <w:szCs w:val="21"/>
-          <w:lang w:eastAsia="en-GB"/>
-        </w:rPr>
-        <w:t>  </w:t>
-      </w:r>
-      <w:r>
-        <w:rPr>
-          <w:rFonts w:ascii="Consolas" w:eastAsia="Times New Roman" w:hAnsi="Consolas" w:cs="Times New Roman"/>
-          <w:color w:val="A31515"/>
-          <w:sz w:val="21"/>
-          <w:szCs w:val="21"/>
-          <w:lang w:eastAsia="en-GB"/>
-        </w:rPr>
-        <w:t>"status"</w:t>
-      </w:r>
-      <w:r>
-        <w:rPr>
-          <w:rFonts w:ascii="Consolas" w:eastAsia="Times New Roman" w:hAnsi="Consolas" w:cs="Times New Roman"/>
-          <w:color w:val="000000"/>
-          <w:sz w:val="21"/>
-          <w:szCs w:val="21"/>
-          <w:lang w:eastAsia="en-GB"/>
-        </w:rPr>
-        <w:t>: </w:t>
-      </w:r>
-      <w:r>
-        <w:rPr>
-          <w:rFonts w:ascii="Consolas" w:eastAsia="Times New Roman" w:hAnsi="Consolas" w:cs="Times New Roman"/>
-          <w:color w:val="09885A"/>
-          <w:sz w:val="21"/>
-          <w:szCs w:val="21"/>
-          <w:lang w:eastAsia="en-GB"/>
-        </w:rPr>
-        <w:t>404</w:t>
-      </w:r>
-      <w:r>
-        <w:rPr>
-          <w:rFonts w:ascii="Consolas" w:eastAsia="Times New Roman" w:hAnsi="Consolas" w:cs="Times New Roman"/>
-          <w:color w:val="000000"/>
-          <w:sz w:val="21"/>
-          <w:szCs w:val="21"/>
-          <w:lang w:eastAsia="en-GB"/>
-        </w:rPr>
-        <w:t>,</w:t>
-      </w:r>
-    </w:p>
-    <w:p>
-      <w:pPr>
-        <w:shd w:val="clear" w:color="auto" w:fill="FFFFFE"/>
-        <w:spacing w:after="0" w:line="285" w:lineRule="atLeast"/>
-        <w:rPr>
-          <w:rFonts w:ascii="Consolas" w:eastAsia="Times New Roman" w:hAnsi="Consolas" w:cs="Times New Roman"/>
-          <w:color w:val="000000"/>
-          <w:sz w:val="21"/>
-          <w:szCs w:val="21"/>
-          <w:lang w:eastAsia="en-GB"/>
-        </w:rPr>
-      </w:pPr>
-      <w:r>
-        <w:rPr>
-          <w:rFonts w:ascii="Consolas" w:eastAsia="Times New Roman" w:hAnsi="Consolas" w:cs="Times New Roman"/>
-          <w:color w:val="000000"/>
-          <w:sz w:val="21"/>
-          <w:szCs w:val="21"/>
-          <w:lang w:eastAsia="en-GB"/>
-        </w:rPr>
-        <w:t>  </w:t>
-      </w:r>
-      <w:r>
-        <w:rPr>
-          <w:rFonts w:ascii="Consolas" w:eastAsia="Times New Roman" w:hAnsi="Consolas" w:cs="Times New Roman"/>
-          <w:color w:val="A31515"/>
-          <w:sz w:val="21"/>
-          <w:szCs w:val="21"/>
-          <w:lang w:eastAsia="en-GB"/>
-        </w:rPr>
-        <w:t>"message"</w:t>
-      </w:r>
-      <w:r>
-        <w:rPr>
-          <w:rFonts w:ascii="Consolas" w:eastAsia="Times New Roman" w:hAnsi="Consolas" w:cs="Times New Roman"/>
-          <w:color w:val="000000"/>
-          <w:sz w:val="21"/>
-          <w:szCs w:val="21"/>
-          <w:lang w:eastAsia="en-GB"/>
-        </w:rPr>
-        <w:t>: </w:t>
-      </w:r>
-      <w:r>
-        <w:rPr>
-          <w:rFonts w:ascii="Consolas" w:eastAsia="Times New Roman" w:hAnsi="Consolas" w:cs="Times New Roman"/>
-          <w:color w:val="0451A5"/>
-          <w:sz w:val="21"/>
-          <w:szCs w:val="21"/>
-          <w:lang w:eastAsia="en-GB"/>
-        </w:rPr>
-        <w:t>"List not found\r\nclientRequestId: 01cd9b0e-74bf-4383-880d-2f313cdd72db\r\nserviceRequestId: 01cd9b0e-74bf-4383-880d-2f313cdd72db"</w:t>
-      </w:r>
-    </w:p>
-    <w:p>
-      <w:pPr>
-        <w:shd w:val="clear" w:color="auto" w:fill="FFFFFE"/>
-        <w:spacing w:after="0" w:line="285" w:lineRule="atLeast"/>
-        <w:rPr>
-          <w:rFonts w:ascii="Consolas" w:eastAsia="Times New Roman" w:hAnsi="Consolas" w:cs="Times New Roman"/>
-          <w:color w:val="000000"/>
-          <w:sz w:val="21"/>
-          <w:szCs w:val="21"/>
-          <w:lang w:eastAsia="en-GB"/>
-        </w:rPr>
-      </w:pPr>
-      <w:r>
-        <w:rPr>
-          <w:rFonts w:ascii="Consolas" w:eastAsia="Times New Roman" w:hAnsi="Consolas" w:cs="Times New Roman"/>
-          <w:color w:val="000000"/>
-          <w:sz w:val="21"/>
-          <w:szCs w:val="21"/>
-          <w:lang w:eastAsia="en-GB"/>
-        </w:rPr>
-        <w:t>}</w:t>
-      </w:r>
-    </w:p>
-    <w:p>
-      <w:pPr>
-        <w:ind w:left="720"/>
-        <w:rPr>
-          <w:rFonts w:eastAsia="Times New Roman" w:cstheme="minorHAnsi"/>
-          <w:color w:val="1A1A1A"/>
-          <w:sz w:val="24"/>
-          <w:szCs w:val="24"/>
-          <w:lang w:eastAsia="en-GB"/>
-        </w:rPr>
-      </w:pPr>
-    </w:p>
-    <w:p>
-      <w:pPr>
-        <w:ind w:left="720"/>
-        <w:rPr>
-          <w:rFonts w:eastAsia="Times New Roman" w:cstheme="minorHAnsi"/>
-          <w:color w:val="1A1A1A"/>
-          <w:sz w:val="24"/>
-          <w:szCs w:val="24"/>
-          <w:lang w:eastAsia="en-GB"/>
-        </w:rPr>
-      </w:pPr>
-      <w:r>
-        <w:rPr>
-          <w:noProof/>
-        </w:rPr>
         <w:drawing>
-          <wp:inline distT="0" distB="0" distL="0" distR="0" wp14:anchorId="1F8DC5C3" wp14:editId="7F477BE0">
-            <wp:extent cx="5731510" cy="4826635"/>
-            <wp:effectExtent l="0" t="0" r="2540" b="0"/>
-            <wp:docPr id="5" name="Picture 5"/>
+          <wp:inline distT="0" distB="0" distL="0" distR="0" wp14:anchorId="62408678" wp14:editId="60ABB7B7">
+            <wp:extent cx="4754880" cy="2733556"/>
+            <wp:effectExtent l="0" t="0" r="7620" b="0"/>
+            <wp:docPr id="11" name="Picture 11"/>
             <wp:cNvGraphicFramePr>
               <a:graphicFrameLocks xmlns:a="http://schemas.openxmlformats.org/drawingml/2006/main" noChangeAspect="1"/>
             </wp:cNvGraphicFramePr>
@@ -1830,6 +1648,449 @@
                   <pic:spPr>
                     <a:xfrm>
                       <a:off x="0" y="0"/>
+                      <a:ext cx="4767996" cy="2741096"/>
+                    </a:xfrm>
+                    <a:prstGeom prst="rect">
+                      <a:avLst/>
+                    </a:prstGeom>
+                  </pic:spPr>
+                </pic:pic>
+              </a:graphicData>
+            </a:graphic>
+          </wp:inline>
+        </w:drawing>
+      </w:r>
+    </w:p>
+    <w:p>
+      <w:pPr>
+        <w:pStyle w:val="ListParagraph"/>
+        <w:numPr>
+          <w:ilvl w:val="0"/>
+          <w:numId w:val="1"/>
+        </w:numPr>
+        <w:rPr>
+          <w:rFonts w:eastAsia="Times New Roman" w:cstheme="minorHAnsi"/>
+          <w:color w:val="1A1A1A"/>
+          <w:sz w:val="24"/>
+          <w:szCs w:val="24"/>
+          <w:lang w:eastAsia="en-GB"/>
+        </w:rPr>
+      </w:pPr>
+      <w:r>
+        <w:rPr>
+          <w:rFonts w:eastAsia="Times New Roman" w:cstheme="minorHAnsi"/>
+          <w:color w:val="1A1A1A"/>
+          <w:sz w:val="24"/>
+          <w:szCs w:val="24"/>
+          <w:lang w:eastAsia="en-GB"/>
+        </w:rPr>
+        <w:t>Save and test the flow</w:t>
+      </w:r>
+    </w:p>
+    <w:p>
+      <w:pPr>
+        <w:pStyle w:val="ListParagraph"/>
+        <w:numPr>
+          <w:ilvl w:val="0"/>
+          <w:numId w:val="1"/>
+        </w:numPr>
+        <w:rPr>
+          <w:rFonts w:eastAsia="Times New Roman" w:cstheme="minorHAnsi"/>
+          <w:color w:val="1A1A1A"/>
+          <w:sz w:val="24"/>
+          <w:szCs w:val="24"/>
+          <w:lang w:eastAsia="en-GB"/>
+        </w:rPr>
+      </w:pPr>
+      <w:r>
+        <w:rPr>
+          <w:rFonts w:eastAsia="Times New Roman" w:cstheme="minorHAnsi"/>
+          <w:color w:val="1A1A1A"/>
+          <w:sz w:val="24"/>
+          <w:szCs w:val="24"/>
+          <w:lang w:eastAsia="en-GB"/>
+        </w:rPr>
+        <w:t>Output if I add wrong URL</w:t>
+      </w:r>
+    </w:p>
+    <w:p>
+      <w:pPr>
+        <w:ind w:left="720"/>
+        <w:rPr>
+          <w:rFonts w:eastAsia="Times New Roman" w:cstheme="minorHAnsi"/>
+          <w:color w:val="1A1A1A"/>
+          <w:sz w:val="24"/>
+          <w:szCs w:val="24"/>
+          <w:lang w:eastAsia="en-GB"/>
+        </w:rPr>
+      </w:pPr>
+      <w:r>
+        <w:rPr>
+          <w:noProof/>
+        </w:rPr>
+        <w:drawing>
+          <wp:inline distT="0" distB="0" distL="0" distR="0" wp14:anchorId="10493F19" wp14:editId="225458F6">
+            <wp:extent cx="4975860" cy="2586058"/>
+            <wp:effectExtent l="0" t="0" r="0" b="5080"/>
+            <wp:docPr id="12" name="Picture 12"/>
+            <wp:cNvGraphicFramePr>
+              <a:graphicFrameLocks xmlns:a="http://schemas.openxmlformats.org/drawingml/2006/main" noChangeAspect="1"/>
+            </wp:cNvGraphicFramePr>
+            <a:graphic xmlns:a="http://schemas.openxmlformats.org/drawingml/2006/main">
+              <a:graphicData uri="http://schemas.openxmlformats.org/drawingml/2006/picture">
+                <pic:pic xmlns:pic="http://schemas.openxmlformats.org/drawingml/2006/picture">
+                  <pic:nvPicPr>
+                    <pic:cNvPr id="1" name=""/>
+                    <pic:cNvPicPr/>
+                  </pic:nvPicPr>
+                  <pic:blipFill>
+                    <a:blip r:embed="rId15"/>
+                    <a:stretch>
+                      <a:fillRect/>
+                    </a:stretch>
+                  </pic:blipFill>
+                  <pic:spPr>
+                    <a:xfrm>
+                      <a:off x="0" y="0"/>
+                      <a:ext cx="4982561" cy="2589540"/>
+                    </a:xfrm>
+                    <a:prstGeom prst="rect">
+                      <a:avLst/>
+                    </a:prstGeom>
+                  </pic:spPr>
+                </pic:pic>
+              </a:graphicData>
+            </a:graphic>
+          </wp:inline>
+        </w:drawing>
+      </w:r>
+    </w:p>
+    <w:p>
+      <w:pPr>
+        <w:ind w:left="720"/>
+        <w:rPr>
+          <w:rFonts w:eastAsia="Times New Roman" w:cstheme="minorHAnsi"/>
+          <w:color w:val="1A1A1A"/>
+          <w:sz w:val="24"/>
+          <w:szCs w:val="24"/>
+          <w:lang w:eastAsia="en-GB"/>
+        </w:rPr>
+      </w:pPr>
+      <w:r>
+        <w:rPr>
+          <w:rFonts w:eastAsia="Times New Roman" w:cstheme="minorHAnsi"/>
+          <w:color w:val="1A1A1A"/>
+          <w:sz w:val="24"/>
+          <w:szCs w:val="24"/>
+          <w:lang w:eastAsia="en-GB"/>
+        </w:rPr>
+        <w:t xml:space="preserve">Add body from </w:t>
+      </w:r>
+      <w:r>
+        <w:rPr>
+          <w:rFonts w:eastAsia="Times New Roman" w:cstheme="minorHAnsi"/>
+          <w:b/>
+          <w:bCs/>
+          <w:color w:val="1A1A1A"/>
+          <w:sz w:val="24"/>
+          <w:szCs w:val="24"/>
+          <w:lang w:eastAsia="en-GB"/>
+        </w:rPr>
+        <w:t>SharePoint Cr</w:t>
+      </w:r>
+      <w:r>
+        <w:rPr>
+          <w:rFonts w:eastAsia="Times New Roman" w:cstheme="minorHAnsi"/>
+          <w:b/>
+          <w:bCs/>
+          <w:color w:val="1A1A1A"/>
+          <w:sz w:val="24"/>
+          <w:szCs w:val="24"/>
+          <w:lang w:eastAsia="en-GB"/>
+        </w:rPr>
+        <w:t>e</w:t>
+      </w:r>
+      <w:r>
+        <w:rPr>
+          <w:rFonts w:eastAsia="Times New Roman" w:cstheme="minorHAnsi"/>
+          <w:b/>
+          <w:bCs/>
+          <w:color w:val="1A1A1A"/>
+          <w:sz w:val="24"/>
+          <w:szCs w:val="24"/>
+          <w:lang w:eastAsia="en-GB"/>
+        </w:rPr>
+        <w:t>ate Item</w:t>
+      </w:r>
+      <w:r>
+        <w:rPr>
+          <w:rFonts w:eastAsia="Times New Roman" w:cstheme="minorHAnsi"/>
+          <w:color w:val="1A1A1A"/>
+          <w:sz w:val="24"/>
+          <w:szCs w:val="24"/>
+          <w:lang w:eastAsia="en-GB"/>
+        </w:rPr>
+        <w:t xml:space="preserve"> action output</w:t>
+      </w:r>
+      <w:r>
+        <w:rPr>
+          <w:rFonts w:eastAsia="Times New Roman" w:cstheme="minorHAnsi"/>
+          <w:color w:val="1A1A1A"/>
+          <w:sz w:val="24"/>
+          <w:szCs w:val="24"/>
+          <w:lang w:eastAsia="en-GB"/>
+        </w:rPr>
+        <w:t xml:space="preserve"> to handle the error code and message </w:t>
+      </w:r>
+    </w:p>
+    <w:p>
+      <w:pPr>
+        <w:ind w:left="720"/>
+        <w:rPr>
+          <w:rFonts w:eastAsia="Times New Roman" w:cstheme="minorHAnsi"/>
+          <w:color w:val="1A1A1A"/>
+          <w:sz w:val="24"/>
+          <w:szCs w:val="24"/>
+          <w:lang w:eastAsia="en-GB"/>
+        </w:rPr>
+      </w:pPr>
+      <w:r>
+        <w:rPr>
+          <w:rFonts w:eastAsia="Times New Roman" w:cstheme="minorHAnsi"/>
+          <w:b/>
+          <w:bCs/>
+          <w:color w:val="1A1A1A"/>
+          <w:sz w:val="24"/>
+          <w:szCs w:val="24"/>
+          <w:lang w:eastAsia="en-GB"/>
+        </w:rPr>
+        <w:t>Example</w:t>
+      </w:r>
+      <w:r>
+        <w:rPr>
+          <w:rFonts w:eastAsia="Times New Roman" w:cstheme="minorHAnsi"/>
+          <w:color w:val="1A1A1A"/>
+          <w:sz w:val="24"/>
+          <w:szCs w:val="24"/>
+          <w:lang w:eastAsia="en-GB"/>
+        </w:rPr>
+        <w:t>:</w:t>
+      </w:r>
+    </w:p>
+    <w:p>
+      <w:pPr>
+        <w:shd w:val="clear" w:color="auto" w:fill="FFFFFE"/>
+        <w:spacing w:after="0" w:line="285" w:lineRule="atLeast"/>
+        <w:rPr>
+          <w:rFonts w:ascii="Consolas" w:eastAsia="Times New Roman" w:hAnsi="Consolas" w:cs="Times New Roman"/>
+          <w:color w:val="000000"/>
+          <w:sz w:val="21"/>
+          <w:szCs w:val="21"/>
+          <w:lang w:eastAsia="en-GB"/>
+        </w:rPr>
+      </w:pPr>
+      <w:r>
+        <w:rPr>
+          <w:rFonts w:ascii="Consolas" w:eastAsia="Times New Roman" w:hAnsi="Consolas" w:cs="Times New Roman"/>
+          <w:color w:val="000000"/>
+          <w:sz w:val="21"/>
+          <w:szCs w:val="21"/>
+          <w:lang w:eastAsia="en-GB"/>
+        </w:rPr>
+        <w:t>{</w:t>
+      </w:r>
+    </w:p>
+    <w:p>
+      <w:pPr>
+        <w:shd w:val="clear" w:color="auto" w:fill="FFFFFE"/>
+        <w:spacing w:after="0" w:line="285" w:lineRule="atLeast"/>
+        <w:rPr>
+          <w:rFonts w:ascii="Consolas" w:eastAsia="Times New Roman" w:hAnsi="Consolas" w:cs="Times New Roman"/>
+          <w:color w:val="000000"/>
+          <w:sz w:val="21"/>
+          <w:szCs w:val="21"/>
+          <w:lang w:eastAsia="en-GB"/>
+        </w:rPr>
+      </w:pPr>
+      <w:r>
+        <w:rPr>
+          <w:rFonts w:ascii="Consolas" w:eastAsia="Times New Roman" w:hAnsi="Consolas" w:cs="Times New Roman"/>
+          <w:color w:val="000000"/>
+          <w:sz w:val="21"/>
+          <w:szCs w:val="21"/>
+          <w:lang w:eastAsia="en-GB"/>
+        </w:rPr>
+        <w:t>  </w:t>
+      </w:r>
+      <w:r>
+        <w:rPr>
+          <w:rFonts w:ascii="Consolas" w:eastAsia="Times New Roman" w:hAnsi="Consolas" w:cs="Times New Roman"/>
+          <w:color w:val="A31515"/>
+          <w:sz w:val="21"/>
+          <w:szCs w:val="21"/>
+          <w:lang w:eastAsia="en-GB"/>
+        </w:rPr>
+        <w:t>"status"</w:t>
+      </w:r>
+      <w:r>
+        <w:rPr>
+          <w:rFonts w:ascii="Consolas" w:eastAsia="Times New Roman" w:hAnsi="Consolas" w:cs="Times New Roman"/>
+          <w:color w:val="000000"/>
+          <w:sz w:val="21"/>
+          <w:szCs w:val="21"/>
+          <w:lang w:eastAsia="en-GB"/>
+        </w:rPr>
+        <w:t>: </w:t>
+      </w:r>
+      <w:r>
+        <w:rPr>
+          <w:rFonts w:ascii="Consolas" w:eastAsia="Times New Roman" w:hAnsi="Consolas" w:cs="Times New Roman"/>
+          <w:color w:val="09885A"/>
+          <w:sz w:val="21"/>
+          <w:szCs w:val="21"/>
+          <w:lang w:eastAsia="en-GB"/>
+        </w:rPr>
+        <w:t>404</w:t>
+      </w:r>
+      <w:r>
+        <w:rPr>
+          <w:rFonts w:ascii="Consolas" w:eastAsia="Times New Roman" w:hAnsi="Consolas" w:cs="Times New Roman"/>
+          <w:color w:val="000000"/>
+          <w:sz w:val="21"/>
+          <w:szCs w:val="21"/>
+          <w:lang w:eastAsia="en-GB"/>
+        </w:rPr>
+        <w:t>,</w:t>
+      </w:r>
+    </w:p>
+    <w:p>
+      <w:pPr>
+        <w:shd w:val="clear" w:color="auto" w:fill="FFFFFE"/>
+        <w:spacing w:after="0" w:line="285" w:lineRule="atLeast"/>
+        <w:rPr>
+          <w:rFonts w:ascii="Consolas" w:eastAsia="Times New Roman" w:hAnsi="Consolas" w:cs="Times New Roman"/>
+          <w:color w:val="000000"/>
+          <w:sz w:val="21"/>
+          <w:szCs w:val="21"/>
+          <w:lang w:eastAsia="en-GB"/>
+        </w:rPr>
+      </w:pPr>
+      <w:r>
+        <w:rPr>
+          <w:rFonts w:ascii="Consolas" w:eastAsia="Times New Roman" w:hAnsi="Consolas" w:cs="Times New Roman"/>
+          <w:color w:val="000000"/>
+          <w:sz w:val="21"/>
+          <w:szCs w:val="21"/>
+          <w:lang w:eastAsia="en-GB"/>
+        </w:rPr>
+        <w:t>  </w:t>
+      </w:r>
+      <w:r>
+        <w:rPr>
+          <w:rFonts w:ascii="Consolas" w:eastAsia="Times New Roman" w:hAnsi="Consolas" w:cs="Times New Roman"/>
+          <w:color w:val="A31515"/>
+          <w:sz w:val="21"/>
+          <w:szCs w:val="21"/>
+          <w:lang w:eastAsia="en-GB"/>
+        </w:rPr>
+        <w:t>"message"</w:t>
+      </w:r>
+      <w:r>
+        <w:rPr>
+          <w:rFonts w:ascii="Consolas" w:eastAsia="Times New Roman" w:hAnsi="Consolas" w:cs="Times New Roman"/>
+          <w:color w:val="000000"/>
+          <w:sz w:val="21"/>
+          <w:szCs w:val="21"/>
+          <w:lang w:eastAsia="en-GB"/>
+        </w:rPr>
+        <w:t>: </w:t>
+      </w:r>
+      <w:r>
+        <w:rPr>
+          <w:rFonts w:ascii="Consolas" w:eastAsia="Times New Roman" w:hAnsi="Consolas" w:cs="Times New Roman"/>
+          <w:color w:val="0451A5"/>
+          <w:sz w:val="21"/>
+          <w:szCs w:val="21"/>
+          <w:lang w:eastAsia="en-GB"/>
+        </w:rPr>
+        <w:t>"List not found\r\nclientRequestId: 01cd9b0e-74bf-4383-880d-2f313cdd72db\r\nserviceRequestId: 01cd9b0e-74bf-4383-880d-2f313cdd72db"</w:t>
+      </w:r>
+    </w:p>
+    <w:p>
+      <w:pPr>
+        <w:shd w:val="clear" w:color="auto" w:fill="FFFFFE"/>
+        <w:spacing w:after="0" w:line="285" w:lineRule="atLeast"/>
+        <w:rPr>
+          <w:rFonts w:ascii="Consolas" w:eastAsia="Times New Roman" w:hAnsi="Consolas" w:cs="Times New Roman"/>
+          <w:color w:val="000000"/>
+          <w:sz w:val="21"/>
+          <w:szCs w:val="21"/>
+          <w:lang w:eastAsia="en-GB"/>
+        </w:rPr>
+      </w:pPr>
+      <w:r>
+        <w:rPr>
+          <w:rFonts w:ascii="Consolas" w:eastAsia="Times New Roman" w:hAnsi="Consolas" w:cs="Times New Roman"/>
+          <w:color w:val="000000"/>
+          <w:sz w:val="21"/>
+          <w:szCs w:val="21"/>
+          <w:lang w:eastAsia="en-GB"/>
+        </w:rPr>
+        <w:t>}</w:t>
+      </w:r>
+    </w:p>
+    <w:p>
+      <w:pPr>
+        <w:ind w:left="720"/>
+        <w:rPr>
+          <w:rFonts w:eastAsia="Times New Roman" w:cstheme="minorHAnsi"/>
+          <w:color w:val="1A1A1A"/>
+          <w:sz w:val="24"/>
+          <w:szCs w:val="24"/>
+          <w:lang w:eastAsia="en-GB"/>
+        </w:rPr>
+      </w:pPr>
+    </w:p>
+    <w:p>
+      <w:pPr>
+        <w:ind w:left="720"/>
+        <w:rPr>
+          <w:rFonts w:eastAsia="Times New Roman" w:cstheme="minorHAnsi"/>
+          <w:color w:val="1A1A1A"/>
+          <w:sz w:val="24"/>
+          <w:szCs w:val="24"/>
+          <w:lang w:eastAsia="en-GB"/>
+        </w:rPr>
+      </w:pPr>
+      <w:r>
+        <w:rPr>
+          <w:noProof/>
+        </w:rPr>
+        <w:lastRenderedPageBreak/>
+        <w:drawing>
+          <wp:inline distT="0" distB="0" distL="0" distR="0" wp14:anchorId="1F8DC5C3" wp14:editId="7F477BE0">
+            <wp:extent cx="5731510" cy="4826635"/>
+            <wp:effectExtent l="0" t="0" r="2540" b="0"/>
+            <wp:docPr id="5" name="Picture 5"/>
+            <wp:cNvGraphicFramePr>
+              <a:graphicFrameLocks xmlns:a="http://schemas.openxmlformats.org/drawingml/2006/main" noChangeAspect="1"/>
+            </wp:cNvGraphicFramePr>
+            <a:graphic xmlns:a="http://schemas.openxmlformats.org/drawingml/2006/main">
+              <a:graphicData uri="http://schemas.openxmlformats.org/drawingml/2006/picture">
+                <pic:pic xmlns:pic="http://schemas.openxmlformats.org/drawingml/2006/picture">
+                  <pic:nvPicPr>
+                    <pic:cNvPr id="1" name=""/>
+                    <pic:cNvPicPr/>
+                  </pic:nvPicPr>
+                  <pic:blipFill>
+                    <a:blip r:embed="rId16"/>
+                    <a:stretch>
+                      <a:fillRect/>
+                    </a:stretch>
+                  </pic:blipFill>
+                  <pic:spPr>
+                    <a:xfrm>
+                      <a:off x="0" y="0"/>
                       <a:ext cx="5731510" cy="4826635"/>
                     </a:xfrm>
                     <a:prstGeom prst="rect">
@@ -1866,7 +2127,7 @@
 </file>
 
 <file path=word/numbering.xml><?xml version="1.0" encoding="utf-8"?>
-<w:numbering xmlns:wpc="http://schemas.microsoft.com/office/word/2010/wordprocessingCanvas" xmlns:cx="http://schemas.microsoft.com/office/drawing/2014/chartex" xmlns:cx1="http://schemas.microsoft.com/office/drawing/2015/9/8/chartex" xmlns:cx2="http://schemas.microsoft.com/office/drawing/2015/10/21/chartex" xmlns:cx3="http://schemas.microsoft.com/office/drawing/2016/5/9/chartex" xmlns:cx4="http://schemas.microsoft.com/office/drawing/2016/5/10/chartex" xmlns:cx5="http://schemas.microsoft.com/office/drawing/2016/5/11/chartex" xmlns:cx6="http://schemas.microsoft.com/office/drawing/2016/5/12/chartex" xmlns:cx7="http://schemas.microsoft.com/office/drawing/2016/5/13/chartex" xmlns:cx8="http://schemas.microsoft.com/office/drawing/2016/5/14/chartex" xmlns:mc="http://schemas.openxmlformats.org/markup-compatibility/2006" xmlns:aink="http://schemas.microsoft.com/office/drawing/2016/ink" xmlns:am3d="http://schemas.microsoft.com/office/drawing/2017/model3d" xmlns:o="urn:schemas-microsoft-com:office:office" xmlns:r="http://schemas.openxmlformats.org/officeDocument/2006/relationships" xmlns:m="http://schemas.openxmlformats.org/officeDocument/2006/math" xmlns:v="urn:schemas-microsoft-com:vml" xmlns:wp14="http://schemas.microsoft.com/office/word/2010/wordprocessingDrawing" xmlns:wp="http://schemas.openxmlformats.org/drawingml/2006/wordprocessingDrawing" xmlns:w10="urn:schemas-microsoft-com:office:word" xmlns:w="http://schemas.openxmlformats.org/wordprocessingml/2006/main" xmlns:w14="http://schemas.microsoft.com/office/word/2010/wordml" xmlns:w15="http://schemas.microsoft.com/office/word/2012/wordml" xmlns:w16cex="http://schemas.microsoft.com/office/word/2018/wordml/cex" xmlns:w16cid="http://schemas.microsoft.com/office/word/2016/wordml/cid" xmlns:w16="http://schemas.microsoft.com/office/word/2018/wordml" xmlns:w16sdtdh="http://schemas.microsoft.com/office/word/2020/wordml/sdtdatahash" xmlns:w16se="http://schemas.microsoft.com/office/word/2015/wordml/symex" xmlns:wpg="http://schemas.microsoft.com/office/word/2010/wordprocessingGroup" xmlns:wpi="http://schemas.microsoft.com/office/word/2010/wordprocessingInk" xmlns:wne="http://schemas.microsoft.com/office/word/2006/wordml" xmlns:wps="http://schemas.microsoft.com/office/word/2010/wordprocessingShape" mc:Ignorable="w14 w15 w16se w16cid w16 w16cex w16sdtdh wp14">
+<w:numbering xmlns:wpc="http://schemas.microsoft.com/office/word/2010/wordprocessingCanvas" xmlns:cx="http://schemas.microsoft.com/office/drawing/2014/chartex" xmlns:cx1="http://schemas.microsoft.com/office/drawing/2015/9/8/chartex" xmlns:cx2="http://schemas.microsoft.com/office/drawing/2015/10/21/chartex" xmlns:cx3="http://schemas.microsoft.com/office/drawing/2016/5/9/chartex" xmlns:cx4="http://schemas.microsoft.com/office/drawing/2016/5/10/chartex" xmlns:cx5="http://schemas.microsoft.com/office/drawing/2016/5/11/chartex" xmlns:cx6="http://schemas.microsoft.com/office/drawing/2016/5/12/chartex" xmlns:cx7="http://schemas.microsoft.com/office/drawing/2016/5/13/chartex" xmlns:cx8="http://schemas.microsoft.com/office/drawing/2016/5/14/chartex" xmlns:mc="http://schemas.openxmlformats.org/markup-compatibility/2006" xmlns:aink="http://schemas.microsoft.com/office/drawing/2016/ink" xmlns:am3d="http://schemas.microsoft.com/office/drawing/2017/model3d" xmlns:o="urn:schemas-microsoft-com:office:office" xmlns:oel="http://schemas.microsoft.com/office/2019/extlst" xmlns:r="http://schemas.openxmlformats.org/officeDocument/2006/relationships" xmlns:m="http://schemas.openxmlformats.org/officeDocument/2006/math" xmlns:v="urn:schemas-microsoft-com:vml" xmlns:wp14="http://schemas.microsoft.com/office/word/2010/wordprocessingDrawing" xmlns:wp="http://schemas.openxmlformats.org/drawingml/2006/wordprocessingDrawing" xmlns:w10="urn:schemas-microsoft-com:office:word" xmlns:w="http://schemas.openxmlformats.org/wordprocessingml/2006/main" xmlns:w14="http://schemas.microsoft.com/office/word/2010/wordml" xmlns:w15="http://schemas.microsoft.com/office/word/2012/wordml" xmlns:w16cex="http://schemas.microsoft.com/office/word/2018/wordml/cex" xmlns:w16cid="http://schemas.microsoft.com/office/word/2016/wordml/cid" xmlns:w16="http://schemas.microsoft.com/office/word/2018/wordml" xmlns:w16du="http://schemas.microsoft.com/office/word/2023/wordml/word16du" xmlns:w16sdtdh="http://schemas.microsoft.com/office/word/2020/wordml/sdtdatahash" xmlns:w16sdtfl="http://schemas.microsoft.com/office/word/2024/wordml/sdtformatlock" xmlns:w16se="http://schemas.microsoft.com/office/word/2015/wordml/symex" xmlns:wpg="http://schemas.microsoft.com/office/word/2010/wordprocessingGroup" xmlns:wpi="http://schemas.microsoft.com/office/word/2010/wordprocessingInk" xmlns:wne="http://schemas.microsoft.com/office/word/2006/wordml" xmlns:wps="http://schemas.microsoft.com/office/word/2010/wordprocessingShape" mc:Ignorable="w14 w15 w16se w16cid w16 w16cex w16sdtdh w16sdtfl w16du wp14">
   <w:abstractNum w:abstractNumId="0" w15:restartNumberingAfterBreak="0">
     <w:nsid w:val="2F6C749B"/>
     <w:multiLevelType w:val="hybridMultilevel"/>
@@ -2069,17 +2330,17 @@
       </w:pPr>
     </w:lvl>
   </w:abstractNum>
-  <w:num w:numId="1">
+  <w:num w:numId="1" w16cid:durableId="177811811">
     <w:abstractNumId w:val="1"/>
   </w:num>
-  <w:num w:numId="2">
+  <w:num w:numId="2" w16cid:durableId="741757521">
     <w:abstractNumId w:val="0"/>
   </w:num>
 </w:numbering>
 </file>
 
 <file path=word/styles.xml><?xml version="1.0" encoding="utf-8"?>
-<w:styles xmlns:mc="http://schemas.openxmlformats.org/markup-compatibility/2006" xmlns:r="http://schemas.openxmlformats.org/officeDocument/2006/relationships" xmlns:w="http://schemas.openxmlformats.org/wordprocessingml/2006/main" xmlns:w14="http://schemas.microsoft.com/office/word/2010/wordml" xmlns:w15="http://schemas.microsoft.com/office/word/2012/wordml" xmlns:w16cex="http://schemas.microsoft.com/office/word/2018/wordml/cex" xmlns:w16cid="http://schemas.microsoft.com/office/word/2016/wordml/cid" xmlns:w16="http://schemas.microsoft.com/office/word/2018/wordml" xmlns:w16sdtdh="http://schemas.microsoft.com/office/word/2020/wordml/sdtdatahash" xmlns:w16se="http://schemas.microsoft.com/office/word/2015/wordml/symex" mc:Ignorable="w14 w15 w16se w16cid w16 w16cex w16sdtdh">
+<w:styles xmlns:mc="http://schemas.openxmlformats.org/markup-compatibility/2006" xmlns:r="http://schemas.openxmlformats.org/officeDocument/2006/relationships" xmlns:w="http://schemas.openxmlformats.org/wordprocessingml/2006/main" xmlns:w14="http://schemas.microsoft.com/office/word/2010/wordml" xmlns:w15="http://schemas.microsoft.com/office/word/2012/wordml" xmlns:w16cex="http://schemas.microsoft.com/office/word/2018/wordml/cex" xmlns:w16cid="http://schemas.microsoft.com/office/word/2016/wordml/cid" xmlns:w16="http://schemas.microsoft.com/office/word/2018/wordml" xmlns:w16du="http://schemas.microsoft.com/office/word/2023/wordml/word16du" xmlns:w16sdtdh="http://schemas.microsoft.com/office/word/2020/wordml/sdtdatahash" xmlns:w16sdtfl="http://schemas.microsoft.com/office/word/2024/wordml/sdtformatlock" xmlns:w16se="http://schemas.microsoft.com/office/word/2015/wordml/symex" mc:Ignorable="w14 w15 w16se w16cid w16 w16cex w16sdtdh w16sdtfl w16du">
   <w:docDefaults>
     <w:rPrDefault>
       <w:rPr>

--- a/Labfiles/Lab 10- Implementing Try,Catch and Finally in Power Automate.docx
+++ b/Labfiles/Lab 10- Implementing Try,Catch and Finally in Power Automate.docx
@@ -627,6 +627,7 @@
       <w:r>
         <w:rPr>
           <w:rFonts w:eastAsia="Times New Roman" w:cstheme="minorHAnsi"/>
+          <w:noProof/>
           <w:color w:val="1A1A1A"/>
           <w:sz w:val="24"/>
           <w:szCs w:val="24"/>
@@ -773,6 +774,7 @@
       <w:r>
         <w:rPr>
           <w:rFonts w:eastAsia="Times New Roman" w:cstheme="minorHAnsi"/>
+          <w:noProof/>
           <w:color w:val="1A1A1A"/>
           <w:sz w:val="24"/>
           <w:szCs w:val="24"/>
@@ -858,6 +860,7 @@
       <w:r>
         <w:rPr>
           <w:rFonts w:eastAsia="Times New Roman" w:cstheme="minorHAnsi"/>
+          <w:noProof/>
           <w:color w:val="1A1A1A"/>
           <w:sz w:val="24"/>
           <w:szCs w:val="24"/>
@@ -968,6 +971,7 @@
       <w:r>
         <w:rPr>
           <w:rFonts w:eastAsia="Times New Roman" w:cstheme="minorHAnsi"/>
+          <w:noProof/>
           <w:color w:val="1A1A1A"/>
           <w:sz w:val="24"/>
           <w:szCs w:val="24"/>
@@ -1071,6 +1075,7 @@
       <w:r>
         <w:rPr>
           <w:rFonts w:eastAsia="Times New Roman" w:cstheme="minorHAnsi"/>
+          <w:noProof/>
           <w:color w:val="1A1A1A"/>
           <w:sz w:val="24"/>
           <w:szCs w:val="24"/>
@@ -1116,14 +1121,102 @@
     <w:p>
       <w:pPr>
         <w:pStyle w:val="ListParagraph"/>
-        <w:rPr>
-          <w:rFonts w:eastAsia="Times New Roman" w:cstheme="minorHAnsi"/>
-          <w:color w:val="1A1A1A"/>
-          <w:sz w:val="24"/>
-          <w:szCs w:val="24"/>
-          <w:lang w:eastAsia="en-GB"/>
-        </w:rPr>
-      </w:pPr>
+        <w:numPr>
+          <w:ilvl w:val="0"/>
+          <w:numId w:val="1"/>
+        </w:numPr>
+        <w:rPr>
+          <w:rFonts w:eastAsia="Times New Roman" w:cstheme="minorHAnsi"/>
+          <w:b/>
+          <w:bCs/>
+          <w:color w:val="1A1A1A"/>
+          <w:sz w:val="24"/>
+          <w:szCs w:val="24"/>
+          <w:lang w:eastAsia="en-GB"/>
+        </w:rPr>
+      </w:pPr>
+      <w:r>
+        <w:rPr>
+          <w:rFonts w:eastAsia="Times New Roman" w:cstheme="minorHAnsi"/>
+          <w:b/>
+          <w:bCs/>
+          <w:color w:val="1A1A1A"/>
+          <w:sz w:val="24"/>
+          <w:szCs w:val="24"/>
+          <w:lang w:eastAsia="en-GB"/>
+        </w:rPr>
+        <w:lastRenderedPageBreak/>
+        <w:t>concat('https://make.powerautomate.com/environments/',workflow()()?['tags']['environmentName'],'/flows/',workflow()()?['name'],'/runs/',workflow()()?['run']['name'])</w:t>
+      </w:r>
+    </w:p>
+    <w:p>
+      <w:pPr>
+        <w:pStyle w:val="ListParagraph"/>
+        <w:rPr>
+          <w:rFonts w:eastAsia="Times New Roman" w:cstheme="minorHAnsi"/>
+          <w:color w:val="1A1A1A"/>
+          <w:sz w:val="24"/>
+          <w:szCs w:val="24"/>
+          <w:lang w:eastAsia="en-GB"/>
+        </w:rPr>
+      </w:pPr>
+    </w:p>
+    <w:p>
+      <w:pPr>
+        <w:pStyle w:val="ListParagraph"/>
+        <w:rPr>
+          <w:rFonts w:eastAsia="Times New Roman" w:cstheme="minorHAnsi"/>
+          <w:color w:val="1A1A1A"/>
+          <w:sz w:val="24"/>
+          <w:szCs w:val="24"/>
+          <w:lang w:eastAsia="en-GB"/>
+        </w:rPr>
+      </w:pPr>
+      <w:r>
+        <w:rPr>
+          <w:rFonts w:eastAsia="Times New Roman" w:cstheme="minorHAnsi"/>
+          <w:noProof/>
+          <w:color w:val="1A1A1A"/>
+          <w:sz w:val="24"/>
+          <w:szCs w:val="24"/>
+          <w:lang w:eastAsia="en-GB"/>
+        </w:rPr>
+        <w:drawing>
+          <wp:inline distT="0" distB="0" distL="0" distR="0" wp14:anchorId="0A50292B" wp14:editId="40481928">
+            <wp:extent cx="4217632" cy="4314825"/>
+            <wp:effectExtent l="0" t="0" r="0" b="0"/>
+            <wp:docPr id="965884772" name="Picture 1" descr="A screenshot of a computer&#10;&#10;AI-generated content may be incorrect."/>
+            <wp:cNvGraphicFramePr>
+              <a:graphicFrameLocks xmlns:a="http://schemas.openxmlformats.org/drawingml/2006/main" noChangeAspect="1"/>
+            </wp:cNvGraphicFramePr>
+            <a:graphic xmlns:a="http://schemas.openxmlformats.org/drawingml/2006/main">
+              <a:graphicData uri="http://schemas.openxmlformats.org/drawingml/2006/picture">
+                <pic:pic xmlns:pic="http://schemas.openxmlformats.org/drawingml/2006/picture">
+                  <pic:nvPicPr>
+                    <pic:cNvPr id="965884772" name="Picture 1" descr="A screenshot of a computer&#10;&#10;AI-generated content may be incorrect."/>
+                    <pic:cNvPicPr/>
+                  </pic:nvPicPr>
+                  <pic:blipFill>
+                    <a:blip r:embed="rId10"/>
+                    <a:stretch>
+                      <a:fillRect/>
+                    </a:stretch>
+                  </pic:blipFill>
+                  <pic:spPr>
+                    <a:xfrm>
+                      <a:off x="0" y="0"/>
+                      <a:ext cx="4221263" cy="4318539"/>
+                    </a:xfrm>
+                    <a:prstGeom prst="rect">
+                      <a:avLst/>
+                    </a:prstGeom>
+                  </pic:spPr>
+                </pic:pic>
+              </a:graphicData>
+            </a:graphic>
+          </wp:inline>
+        </w:drawing>
+      </w:r>
     </w:p>
     <w:p>
       <w:pPr>
@@ -1189,6 +1282,7 @@
       <w:r>
         <w:rPr>
           <w:rFonts w:eastAsia="Times New Roman" w:cstheme="minorHAnsi"/>
+          <w:noProof/>
           <w:color w:val="1A1A1A"/>
           <w:sz w:val="24"/>
           <w:szCs w:val="24"/>
@@ -1210,7 +1304,7 @@
                     <pic:cNvPicPr/>
                   </pic:nvPicPr>
                   <pic:blipFill>
-                    <a:blip r:embed="rId10"/>
+                    <a:blip r:embed="rId11"/>
                     <a:stretch>
                       <a:fillRect/>
                     </a:stretch>
@@ -1285,6 +1379,30 @@
     </w:p>
     <w:p>
       <w:pPr>
+        <w:ind w:left="720"/>
+        <w:rPr>
+          <w:rFonts w:eastAsia="Times New Roman" w:cstheme="minorHAnsi"/>
+          <w:color w:val="1A1A1A"/>
+          <w:sz w:val="24"/>
+          <w:szCs w:val="24"/>
+          <w:lang w:eastAsia="en-GB"/>
+        </w:rPr>
+      </w:pPr>
+    </w:p>
+    <w:p>
+      <w:pPr>
+        <w:pStyle w:val="ListParagraph"/>
+        <w:rPr>
+          <w:rFonts w:eastAsia="Times New Roman" w:cstheme="minorHAnsi"/>
+          <w:color w:val="1A1A1A"/>
+          <w:sz w:val="24"/>
+          <w:szCs w:val="24"/>
+          <w:lang w:eastAsia="en-GB"/>
+        </w:rPr>
+      </w:pPr>
+    </w:p>
+    <w:p>
+      <w:pPr>
         <w:pStyle w:val="ListParagraph"/>
         <w:numPr>
           <w:ilvl w:val="0"/>
@@ -1292,38 +1410,22 @@
         </w:numPr>
         <w:rPr>
           <w:rFonts w:eastAsia="Times New Roman" w:cstheme="minorHAnsi"/>
-          <w:b/>
-          <w:bCs/>
-          <w:color w:val="1A1A1A"/>
-          <w:sz w:val="24"/>
-          <w:szCs w:val="24"/>
-          <w:lang w:eastAsia="en-GB"/>
-        </w:rPr>
-      </w:pPr>
-      <w:r>
-        <w:rPr>
-          <w:rFonts w:eastAsia="Times New Roman" w:cstheme="minorHAnsi"/>
-          <w:b/>
-          <w:bCs/>
-          <w:color w:val="1A1A1A"/>
-          <w:sz w:val="24"/>
-          <w:szCs w:val="24"/>
-          <w:lang w:eastAsia="en-GB"/>
-        </w:rPr>
-        <w:t>concat('https://make.powerautomate.com/environments/',workflow()()?['tags']['environmentName'],'/flows/',workflow()()?['name'],'/runs/',workflow()()?['run']['name'])</w:t>
-      </w:r>
-    </w:p>
-    <w:p>
-      <w:pPr>
-        <w:ind w:left="720"/>
-        <w:rPr>
-          <w:rFonts w:eastAsia="Times New Roman" w:cstheme="minorHAnsi"/>
-          <w:color w:val="1A1A1A"/>
-          <w:sz w:val="24"/>
-          <w:szCs w:val="24"/>
-          <w:lang w:eastAsia="en-GB"/>
-        </w:rPr>
-      </w:pPr>
+          <w:color w:val="1A1A1A"/>
+          <w:sz w:val="24"/>
+          <w:szCs w:val="24"/>
+          <w:lang w:eastAsia="en-GB"/>
+        </w:rPr>
+      </w:pPr>
+      <w:r>
+        <w:rPr>
+          <w:rFonts w:eastAsia="Times New Roman" w:cstheme="minorHAnsi"/>
+          <w:color w:val="1A1A1A"/>
+          <w:sz w:val="24"/>
+          <w:szCs w:val="24"/>
+          <w:lang w:eastAsia="en-GB"/>
+        </w:rPr>
+        <w:t>Then add scope action to manage finally block</w:t>
+      </w:r>
     </w:p>
     <w:p>
       <w:pPr>
@@ -1348,7 +1450,7 @@
           <w:szCs w:val="24"/>
           <w:lang w:eastAsia="en-GB"/>
         </w:rPr>
-        <w:t>Then add scope action to manage finally block</w:t>
+        <w:t>Using scope and configure run after feature to implement finally pattern</w:t>
       </w:r>
     </w:p>
     <w:p>
@@ -1362,20 +1464,27 @@
           <w:lang w:eastAsia="en-GB"/>
         </w:rPr>
       </w:pPr>
-      <w:r>
-        <w:rPr>
-          <w:rFonts w:eastAsia="Times New Roman" w:cstheme="minorHAnsi"/>
+    </w:p>
+    <w:p>
+      <w:pPr>
+        <w:ind w:left="720"/>
+        <w:rPr>
+          <w:rFonts w:eastAsia="Times New Roman" w:cstheme="minorHAnsi"/>
+          <w:color w:val="1A1A1A"/>
+          <w:sz w:val="24"/>
+          <w:szCs w:val="24"/>
+          <w:lang w:eastAsia="en-GB"/>
+        </w:rPr>
+      </w:pPr>
+      <w:r>
+        <w:rPr>
           <w:noProof/>
-          <w:color w:val="1A1A1A"/>
-          <w:sz w:val="24"/>
-          <w:szCs w:val="24"/>
-          <w:lang w:eastAsia="en-GB"/>
         </w:rPr>
         <w:drawing>
-          <wp:inline distT="0" distB="0" distL="0" distR="0" wp14:anchorId="6FDA656E" wp14:editId="60433863">
-            <wp:extent cx="5730240" cy="1851660"/>
-            <wp:effectExtent l="0" t="0" r="3810" b="0"/>
-            <wp:docPr id="6" name="Picture 6"/>
+          <wp:inline distT="0" distB="0" distL="0" distR="0" wp14:anchorId="0A81FF85" wp14:editId="57CF80AC">
+            <wp:extent cx="5731510" cy="2164080"/>
+            <wp:effectExtent l="0" t="0" r="2540" b="7620"/>
+            <wp:docPr id="7" name="Picture 7"/>
             <wp:cNvGraphicFramePr>
               <a:graphicFrameLocks xmlns:a="http://schemas.openxmlformats.org/drawingml/2006/main" noChangeAspect="1"/>
             </wp:cNvGraphicFramePr>
@@ -1383,103 +1492,7 @@
               <a:graphicData uri="http://schemas.openxmlformats.org/drawingml/2006/picture">
                 <pic:pic xmlns:pic="http://schemas.openxmlformats.org/drawingml/2006/picture">
                   <pic:nvPicPr>
-                    <pic:cNvPr id="0" name="Picture 2"/>
-                    <pic:cNvPicPr>
-                      <a:picLocks noChangeAspect="1" noChangeArrowheads="1"/>
-                    </pic:cNvPicPr>
-                  </pic:nvPicPr>
-                  <pic:blipFill>
-                    <a:blip r:embed="rId11">
-                      <a:extLst>
-                        <a:ext uri="{28A0092B-C50C-407E-A947-70E740481C1C}">
-                          <a14:useLocalDpi xmlns:a14="http://schemas.microsoft.com/office/drawing/2010/main" val="0"/>
-                        </a:ext>
-                      </a:extLst>
-                    </a:blip>
-                    <a:srcRect/>
-                    <a:stretch>
-                      <a:fillRect/>
-                    </a:stretch>
-                  </pic:blipFill>
-                  <pic:spPr bwMode="auto">
-                    <a:xfrm>
-                      <a:off x="0" y="0"/>
-                      <a:ext cx="5730240" cy="1851660"/>
-                    </a:xfrm>
-                    <a:prstGeom prst="rect">
-                      <a:avLst/>
-                    </a:prstGeom>
-                    <a:noFill/>
-                    <a:ln>
-                      <a:noFill/>
-                    </a:ln>
-                  </pic:spPr>
-                </pic:pic>
-              </a:graphicData>
-            </a:graphic>
-          </wp:inline>
-        </w:drawing>
-      </w:r>
-    </w:p>
-    <w:p>
-      <w:pPr>
-        <w:pStyle w:val="ListParagraph"/>
-        <w:numPr>
-          <w:ilvl w:val="0"/>
-          <w:numId w:val="1"/>
-        </w:numPr>
-        <w:rPr>
-          <w:rFonts w:eastAsia="Times New Roman" w:cstheme="minorHAnsi"/>
-          <w:color w:val="1A1A1A"/>
-          <w:sz w:val="24"/>
-          <w:szCs w:val="24"/>
-          <w:lang w:eastAsia="en-GB"/>
-        </w:rPr>
-      </w:pPr>
-      <w:r>
-        <w:rPr>
-          <w:rFonts w:eastAsia="Times New Roman" w:cstheme="minorHAnsi"/>
-          <w:color w:val="1A1A1A"/>
-          <w:sz w:val="24"/>
-          <w:szCs w:val="24"/>
-          <w:lang w:eastAsia="en-GB"/>
-        </w:rPr>
-        <w:t>Using scope and configure run after feature to implement finally pattern</w:t>
-      </w:r>
-    </w:p>
-    <w:p>
-      <w:pPr>
-        <w:pStyle w:val="ListParagraph"/>
-        <w:rPr>
-          <w:rFonts w:eastAsia="Times New Roman" w:cstheme="minorHAnsi"/>
-          <w:color w:val="1A1A1A"/>
-          <w:sz w:val="24"/>
-          <w:szCs w:val="24"/>
-          <w:lang w:eastAsia="en-GB"/>
-        </w:rPr>
-      </w:pPr>
-      <w:r>
-        <w:rPr>
-          <w:rFonts w:eastAsia="Times New Roman" w:cstheme="minorHAnsi"/>
-          <w:color w:val="1A1A1A"/>
-          <w:sz w:val="24"/>
-          <w:szCs w:val="24"/>
-          <w:lang w:eastAsia="en-GB"/>
-        </w:rPr>
-        <w:lastRenderedPageBreak/>
-        <w:drawing>
-          <wp:inline distT="0" distB="0" distL="0" distR="0" wp14:anchorId="63A67290" wp14:editId="1DDA33D4">
-            <wp:extent cx="5731510" cy="5863590"/>
-            <wp:effectExtent l="0" t="0" r="2540" b="3810"/>
-            <wp:docPr id="965884772" name="Picture 1" descr="A screenshot of a computer&#10;&#10;AI-generated content may be incorrect."/>
-            <wp:cNvGraphicFramePr>
-              <a:graphicFrameLocks xmlns:a="http://schemas.openxmlformats.org/drawingml/2006/main" noChangeAspect="1"/>
-            </wp:cNvGraphicFramePr>
-            <a:graphic xmlns:a="http://schemas.openxmlformats.org/drawingml/2006/main">
-              <a:graphicData uri="http://schemas.openxmlformats.org/drawingml/2006/picture">
-                <pic:pic xmlns:pic="http://schemas.openxmlformats.org/drawingml/2006/picture">
-                  <pic:nvPicPr>
-                    <pic:cNvPr id="965884772" name="Picture 1" descr="A screenshot of a computer&#10;&#10;AI-generated content may be incorrect."/>
+                    <pic:cNvPr id="1" name=""/>
                     <pic:cNvPicPr/>
                   </pic:nvPicPr>
                   <pic:blipFill>
@@ -1491,7 +1504,7 @@
                   <pic:spPr>
                     <a:xfrm>
                       <a:off x="0" y="0"/>
-                      <a:ext cx="5731510" cy="5863590"/>
+                      <a:ext cx="5731510" cy="2164080"/>
                     </a:xfrm>
                     <a:prstGeom prst="rect">
                       <a:avLst/>
@@ -1506,6 +1519,58 @@
     </w:p>
     <w:p>
       <w:pPr>
+        <w:pStyle w:val="ListParagraph"/>
+        <w:numPr>
+          <w:ilvl w:val="0"/>
+          <w:numId w:val="1"/>
+        </w:numPr>
+        <w:rPr>
+          <w:rFonts w:eastAsia="Times New Roman" w:cstheme="minorHAnsi"/>
+          <w:color w:val="1A1A1A"/>
+          <w:sz w:val="24"/>
+          <w:szCs w:val="24"/>
+          <w:lang w:eastAsia="en-GB"/>
+        </w:rPr>
+      </w:pPr>
+      <w:r>
+        <w:rPr>
+          <w:rFonts w:eastAsia="Times New Roman" w:cstheme="minorHAnsi"/>
+          <w:color w:val="1A1A1A"/>
+          <w:sz w:val="24"/>
+          <w:szCs w:val="24"/>
+          <w:lang w:eastAsia="en-GB"/>
+        </w:rPr>
+        <w:t>Click done to activate the block</w:t>
+      </w:r>
+    </w:p>
+    <w:p>
+      <w:pPr>
+        <w:pStyle w:val="ListParagraph"/>
+        <w:numPr>
+          <w:ilvl w:val="0"/>
+          <w:numId w:val="1"/>
+        </w:numPr>
+        <w:rPr>
+          <w:rFonts w:eastAsia="Times New Roman" w:cstheme="minorHAnsi"/>
+          <w:color w:val="1A1A1A"/>
+          <w:sz w:val="24"/>
+          <w:szCs w:val="24"/>
+          <w:lang w:eastAsia="en-GB"/>
+        </w:rPr>
+      </w:pPr>
+      <w:r>
+        <w:rPr>
+          <w:rFonts w:eastAsia="Times New Roman" w:cstheme="minorHAnsi"/>
+          <w:color w:val="1A1A1A"/>
+          <w:sz w:val="24"/>
+          <w:szCs w:val="24"/>
+          <w:lang w:eastAsia="en-GB"/>
+        </w:rPr>
+        <w:t>Add action to send a push notification to the user</w:t>
+      </w:r>
+    </w:p>
+    <w:p>
+      <w:pPr>
         <w:ind w:left="720"/>
         <w:rPr>
           <w:rFonts w:eastAsia="Times New Roman" w:cstheme="minorHAnsi"/>
@@ -1520,10 +1585,10 @@
           <w:noProof/>
         </w:rPr>
         <w:drawing>
-          <wp:inline distT="0" distB="0" distL="0" distR="0" wp14:anchorId="0A81FF85" wp14:editId="57CF80AC">
-            <wp:extent cx="5731510" cy="2164080"/>
-            <wp:effectExtent l="0" t="0" r="2540" b="7620"/>
-            <wp:docPr id="7" name="Picture 7"/>
+          <wp:inline distT="0" distB="0" distL="0" distR="0" wp14:anchorId="62408678" wp14:editId="60ABB7B7">
+            <wp:extent cx="4754880" cy="2733556"/>
+            <wp:effectExtent l="0" t="0" r="7620" b="0"/>
+            <wp:docPr id="11" name="Picture 11"/>
             <wp:cNvGraphicFramePr>
               <a:graphicFrameLocks xmlns:a="http://schemas.openxmlformats.org/drawingml/2006/main" noChangeAspect="1"/>
             </wp:cNvGraphicFramePr>
@@ -1543,7 +1608,7 @@
                   <pic:spPr>
                     <a:xfrm>
                       <a:off x="0" y="0"/>
-                      <a:ext cx="5731510" cy="2164080"/>
+                      <a:ext cx="4767996" cy="2741096"/>
                     </a:xfrm>
                     <a:prstGeom prst="rect">
                       <a:avLst/>
@@ -1579,7 +1644,7 @@
           <w:szCs w:val="24"/>
           <w:lang w:eastAsia="en-GB"/>
         </w:rPr>
-        <w:t>Click done to activate the block</w:t>
+        <w:t>Save and test the flow</w:t>
       </w:r>
     </w:p>
     <w:p>
@@ -1605,7 +1670,7 @@
           <w:szCs w:val="24"/>
           <w:lang w:eastAsia="en-GB"/>
         </w:rPr>
-        <w:t>Add action to send a push notification to the user</w:t>
+        <w:t>Output if I add wrong URL</w:t>
       </w:r>
     </w:p>
     <w:p>
@@ -1625,10 +1690,10 @@
         </w:rPr>
         <w:lastRenderedPageBreak/>
         <w:drawing>
-          <wp:inline distT="0" distB="0" distL="0" distR="0" wp14:anchorId="62408678" wp14:editId="60ABB7B7">
-            <wp:extent cx="4754880" cy="2733556"/>
-            <wp:effectExtent l="0" t="0" r="7620" b="0"/>
-            <wp:docPr id="11" name="Picture 11"/>
+          <wp:inline distT="0" distB="0" distL="0" distR="0" wp14:anchorId="10493F19" wp14:editId="225458F6">
+            <wp:extent cx="4975860" cy="2586058"/>
+            <wp:effectExtent l="0" t="0" r="0" b="5080"/>
+            <wp:docPr id="12" name="Picture 12"/>
             <wp:cNvGraphicFramePr>
               <a:graphicFrameLocks xmlns:a="http://schemas.openxmlformats.org/drawingml/2006/main" noChangeAspect="1"/>
             </wp:cNvGraphicFramePr>
@@ -1648,110 +1713,6 @@
                   <pic:spPr>
                     <a:xfrm>
                       <a:off x="0" y="0"/>
-                      <a:ext cx="4767996" cy="2741096"/>
-                    </a:xfrm>
-                    <a:prstGeom prst="rect">
-                      <a:avLst/>
-                    </a:prstGeom>
-                  </pic:spPr>
-                </pic:pic>
-              </a:graphicData>
-            </a:graphic>
-          </wp:inline>
-        </w:drawing>
-      </w:r>
-    </w:p>
-    <w:p>
-      <w:pPr>
-        <w:pStyle w:val="ListParagraph"/>
-        <w:numPr>
-          <w:ilvl w:val="0"/>
-          <w:numId w:val="1"/>
-        </w:numPr>
-        <w:rPr>
-          <w:rFonts w:eastAsia="Times New Roman" w:cstheme="minorHAnsi"/>
-          <w:color w:val="1A1A1A"/>
-          <w:sz w:val="24"/>
-          <w:szCs w:val="24"/>
-          <w:lang w:eastAsia="en-GB"/>
-        </w:rPr>
-      </w:pPr>
-      <w:r>
-        <w:rPr>
-          <w:rFonts w:eastAsia="Times New Roman" w:cstheme="minorHAnsi"/>
-          <w:color w:val="1A1A1A"/>
-          <w:sz w:val="24"/>
-          <w:szCs w:val="24"/>
-          <w:lang w:eastAsia="en-GB"/>
-        </w:rPr>
-        <w:t>Save and test the flow</w:t>
-      </w:r>
-    </w:p>
-    <w:p>
-      <w:pPr>
-        <w:pStyle w:val="ListParagraph"/>
-        <w:numPr>
-          <w:ilvl w:val="0"/>
-          <w:numId w:val="1"/>
-        </w:numPr>
-        <w:rPr>
-          <w:rFonts w:eastAsia="Times New Roman" w:cstheme="minorHAnsi"/>
-          <w:color w:val="1A1A1A"/>
-          <w:sz w:val="24"/>
-          <w:szCs w:val="24"/>
-          <w:lang w:eastAsia="en-GB"/>
-        </w:rPr>
-      </w:pPr>
-      <w:r>
-        <w:rPr>
-          <w:rFonts w:eastAsia="Times New Roman" w:cstheme="minorHAnsi"/>
-          <w:color w:val="1A1A1A"/>
-          <w:sz w:val="24"/>
-          <w:szCs w:val="24"/>
-          <w:lang w:eastAsia="en-GB"/>
-        </w:rPr>
-        <w:t>Output if I add wrong URL</w:t>
-      </w:r>
-    </w:p>
-    <w:p>
-      <w:pPr>
-        <w:ind w:left="720"/>
-        <w:rPr>
-          <w:rFonts w:eastAsia="Times New Roman" w:cstheme="minorHAnsi"/>
-          <w:color w:val="1A1A1A"/>
-          <w:sz w:val="24"/>
-          <w:szCs w:val="24"/>
-          <w:lang w:eastAsia="en-GB"/>
-        </w:rPr>
-      </w:pPr>
-      <w:r>
-        <w:rPr>
-          <w:noProof/>
-        </w:rPr>
-        <w:drawing>
-          <wp:inline distT="0" distB="0" distL="0" distR="0" wp14:anchorId="10493F19" wp14:editId="225458F6">
-            <wp:extent cx="4975860" cy="2586058"/>
-            <wp:effectExtent l="0" t="0" r="0" b="5080"/>
-            <wp:docPr id="12" name="Picture 12"/>
-            <wp:cNvGraphicFramePr>
-              <a:graphicFrameLocks xmlns:a="http://schemas.openxmlformats.org/drawingml/2006/main" noChangeAspect="1"/>
-            </wp:cNvGraphicFramePr>
-            <a:graphic xmlns:a="http://schemas.openxmlformats.org/drawingml/2006/main">
-              <a:graphicData uri="http://schemas.openxmlformats.org/drawingml/2006/picture">
-                <pic:pic xmlns:pic="http://schemas.openxmlformats.org/drawingml/2006/picture">
-                  <pic:nvPicPr>
-                    <pic:cNvPr id="1" name=""/>
-                    <pic:cNvPicPr/>
-                  </pic:nvPicPr>
-                  <pic:blipFill>
-                    <a:blip r:embed="rId15"/>
-                    <a:stretch>
-                      <a:fillRect/>
-                    </a:stretch>
-                  </pic:blipFill>
-                  <pic:spPr>
-                    <a:xfrm>
-                      <a:off x="0" y="0"/>
                       <a:ext cx="4982561" cy="2589540"/>
                     </a:xfrm>
                     <a:prstGeom prst="rect">
@@ -2083,7 +2044,7 @@
                     <pic:cNvPicPr/>
                   </pic:nvPicPr>
                   <pic:blipFill>
-                    <a:blip r:embed="rId16"/>
+                    <a:blip r:embed="rId15"/>
                     <a:stretch>
                       <a:fillRect/>
                     </a:stretch>
